--- a/experiments/report_machine/office/output/桂林旅游/20260729_桂林旅游_midday.docx
+++ b/experiments/report_machine/office/output/桂林旅游/20260729_桂林旅游_midday.docx
@@ -41,7 +41,7 @@
         <w:rPr>
           <w:rFonts w:ascii="Microsoft YaHei" w:hAnsi="Microsoft YaHei"/>
         </w:rPr>
-        <w:t>今日全市场情绪偏暖，</w:t>
+        <w:t xml:space="preserve">今日全市场情绪高涨，上证指数整体呈现普涨格局。市场热度指数 </w:t>
       </w:r>
       <w:r>
         <w:rPr>
@@ -49,13 +49,13 @@
           <w:b/>
           <w:color w:val="1A1A1A"/>
         </w:rPr>
-        <w:t>上涨占比79%</w:t>
+        <w:t>68（高）</w:t>
       </w:r>
       <w:r>
         <w:rPr>
           <w:rFonts w:ascii="Microsoft YaHei" w:hAnsi="Microsoft YaHei"/>
         </w:rPr>
-        <w:t xml:space="preserve">，上涨家数 </w:t>
+        <w:t xml:space="preserve">，上涨个股 </w:t>
       </w:r>
       <w:r>
         <w:rPr>
@@ -63,13 +63,13 @@
           <w:b/>
           <w:color w:val="1A1A1A"/>
         </w:rPr>
-        <w:t>3,404家</w:t>
+        <w:t>4090 家</w:t>
       </w:r>
       <w:r>
         <w:rPr>
           <w:rFonts w:ascii="Microsoft YaHei" w:hAnsi="Microsoft YaHei"/>
         </w:rPr>
-        <w:t xml:space="preserve"> vs 下跌 </w:t>
+        <w:t xml:space="preserve">，下跌仅 </w:t>
       </w:r>
       <w:r>
         <w:rPr>
@@ -77,7 +77,7 @@
           <w:b/>
           <w:color w:val="1A1A1A"/>
         </w:rPr>
-        <w:t>2,018家</w:t>
+        <w:t>1377 家</w:t>
       </w:r>
       <w:r>
         <w:rPr>
@@ -91,13 +91,13 @@
           <w:b/>
           <w:color w:val="1A1A1A"/>
         </w:rPr>
-        <w:t>58家</w:t>
+        <w:t>76 只</w:t>
       </w:r>
       <w:r>
         <w:rPr>
           <w:rFonts w:ascii="Microsoft YaHei" w:hAnsi="Microsoft YaHei"/>
         </w:rPr>
-        <w:t xml:space="preserve">。市场热度评分 </w:t>
+        <w:t xml:space="preserve">，跌停 </w:t>
       </w:r>
       <w:r>
         <w:rPr>
@@ -105,13 +105,13 @@
           <w:b/>
           <w:color w:val="1A1A1A"/>
         </w:rPr>
-        <w:t>56（高）</w:t>
+        <w:t>10 只</w:t>
       </w:r>
       <w:r>
         <w:rPr>
           <w:rFonts w:ascii="Microsoft YaHei" w:hAnsi="Microsoft YaHei"/>
         </w:rPr>
-        <w:t xml:space="preserve">，总成交额 </w:t>
+        <w:t xml:space="preserve">，上涨占比高达 </w:t>
       </w:r>
       <w:r>
         <w:rPr>
@@ -119,13 +119,13 @@
           <w:b/>
           <w:color w:val="1A1A1A"/>
         </w:rPr>
-        <w:t>1.46万亿（+1,549亿）</w:t>
+        <w:t>83%</w:t>
       </w:r>
       <w:r>
         <w:rPr>
           <w:rFonts w:ascii="Microsoft YaHei" w:hAnsi="Microsoft YaHei"/>
         </w:rPr>
-        <w:t xml:space="preserve">，量能显著放大。但赚钱效应仅 </w:t>
+        <w:t xml:space="preserve">，赚钱效应 </w:t>
       </w:r>
       <w:r>
         <w:rPr>
@@ -133,13 +133,13 @@
           <w:b/>
           <w:color w:val="1A1A1A"/>
         </w:rPr>
-        <w:t>46%</w:t>
+        <w:t>51%</w:t>
       </w:r>
       <w:r>
         <w:rPr>
           <w:rFonts w:ascii="Microsoft YaHei" w:hAnsi="Microsoft YaHei"/>
         </w:rPr>
-        <w:t xml:space="preserve">，显示指数行情下个股分化明显。休闲服务、旅游板块整体承压，桂林旅游所属的 </w:t>
+        <w:t xml:space="preserve">。量能方面，全市场成交额 </w:t>
       </w:r>
       <w:r>
         <w:rPr>
@@ -147,13 +147,13 @@
           <w:b/>
           <w:color w:val="1A1A1A"/>
         </w:rPr>
-        <w:t>消费者服务（-1.46%）</w:t>
+        <w:t>2.06 万亿元</w:t>
       </w:r>
       <w:r>
         <w:rPr>
           <w:rFonts w:ascii="Microsoft YaHei" w:hAnsi="Microsoft YaHei"/>
         </w:rPr>
-        <w:t xml:space="preserve"> 与 </w:t>
+        <w:t xml:space="preserve">，较前一交易日放量 </w:t>
       </w:r>
       <w:r>
         <w:rPr>
@@ -161,13 +161,77 @@
           <w:b/>
           <w:color w:val="1A1A1A"/>
         </w:rPr>
-        <w:t>酒店餐馆与休闲（-1.28%）</w:t>
+        <w:t>2960 亿元</w:t>
       </w:r>
       <w:r>
         <w:rPr>
           <w:rFonts w:ascii="Microsoft YaHei" w:hAnsi="Microsoft YaHei"/>
         </w:rPr>
-        <w:t xml:space="preserve"> 板块均录得跌幅。</w:t>
+        <w:t xml:space="preserve">，增量资金入场迹象明显。涨跌幅分布集中在 </w:t>
+      </w:r>
+      <w:r>
+        <w:rPr>
+          <w:rFonts w:ascii="Microsoft YaHei" w:hAnsi="Microsoft YaHei"/>
+          <w:b/>
+          <w:color w:val="1A1A1A"/>
+        </w:rPr>
+        <w:t>2%~3%</w:t>
+      </w:r>
+      <w:r>
+        <w:rPr>
+          <w:rFonts w:ascii="Microsoft YaHei" w:hAnsi="Microsoft YaHei"/>
+        </w:rPr>
+        <w:t xml:space="preserve"> 区间，市场风险偏好处于高位。</w:t>
+      </w:r>
+    </w:p>
+    <w:p>
+      <w:r>
+        <w:rPr>
+          <w:rFonts w:ascii="Microsoft YaHei" w:hAnsi="Microsoft YaHei"/>
+        </w:rPr>
+        <w:t>然而，</w:t>
+      </w:r>
+      <w:r>
+        <w:rPr>
+          <w:rFonts w:ascii="Microsoft YaHei" w:hAnsi="Microsoft YaHei"/>
+          <w:b/>
+          <w:color w:val="1A1A1A"/>
+        </w:rPr>
+        <w:t>桂林旅游</w:t>
+      </w:r>
+      <w:r>
+        <w:rPr>
+          <w:rFonts w:ascii="Microsoft YaHei" w:hAnsi="Microsoft YaHei"/>
+        </w:rPr>
+        <w:t>所属的</w:t>
+      </w:r>
+      <w:r>
+        <w:rPr>
+          <w:rFonts w:ascii="Microsoft YaHei" w:hAnsi="Microsoft YaHei"/>
+          <w:b/>
+          <w:color w:val="1A1A1A"/>
+        </w:rPr>
+        <w:t>旅游概念板块（-1.47%）</w:t>
+      </w:r>
+      <w:r>
+        <w:rPr>
+          <w:rFonts w:ascii="Microsoft YaHei" w:hAnsi="Microsoft YaHei"/>
+        </w:rPr>
+        <w:t>与</w:t>
+      </w:r>
+      <w:r>
+        <w:rPr>
+          <w:rFonts w:ascii="Microsoft YaHei" w:hAnsi="Microsoft YaHei"/>
+          <w:b/>
+          <w:color w:val="1A1A1A"/>
+        </w:rPr>
+        <w:t>消费者服务行业（-1.46%）</w:t>
+      </w:r>
+      <w:r>
+        <w:rPr>
+          <w:rFonts w:ascii="Microsoft YaHei" w:hAnsi="Microsoft YaHei"/>
+        </w:rPr>
+        <w:t>逆势走弱，成为今日为数不多的下跌板块之一，板块内部分化显著。</w:t>
       </w:r>
     </w:p>
     <w:p>
@@ -193,6 +257,962 @@
           <w:sz w:val="28"/>
         </w:rPr>
         <w:t>个股分析</w:t>
+      </w:r>
+    </w:p>
+    <w:p>
+      <w:pPr>
+        <w:spacing w:before="280" w:after="80" w:line="312" w:lineRule="auto"/>
+      </w:pPr>
+      <w:r>
+        <w:rPr>
+          <w:rFonts w:ascii="Microsoft YaHei" w:hAnsi="Microsoft YaHei"/>
+          <w:b/>
+          <w:color w:val="333333"/>
+          <w:sz w:val="24"/>
+        </w:rPr>
+        <w:t>核心数据一览</w:t>
+      </w:r>
+    </w:p>
+    <w:tbl>
+      <w:tblPr>
+        <w:tblStyle w:val="TableGrid"/>
+        <w:tblW w:type="auto" w:w="0"/>
+        <w:jc w:val="center"/>
+        <w:tblLayout w:type="autofit"/>
+        <w:tblLook w:firstColumn="1" w:firstRow="1" w:lastColumn="0" w:lastRow="0" w:noHBand="0" w:noVBand="1" w:val="04A0"/>
+      </w:tblPr>
+      <w:tblGrid>
+        <w:gridCol w:w="3022"/>
+        <w:gridCol w:w="3022"/>
+        <w:gridCol w:w="3022"/>
+      </w:tblGrid>
+      <w:tr>
+        <w:tc>
+          <w:tcPr>
+            <w:tcW w:type="dxa" w:w="3022"/>
+            <w:shd w:fill="F6F8FA" w:val="clear"/>
+          </w:tcPr>
+          <w:p>
+            <w:pPr>
+              <w:spacing w:before="40" w:after="40" w:line="288" w:lineRule="auto"/>
+            </w:pPr>
+            <w:r/>
+            <w:r>
+              <w:rPr>
+                <w:rFonts w:ascii="Microsoft YaHei" w:hAnsi="Microsoft YaHei"/>
+                <w:b/>
+                <w:color w:val="1A1A1A"/>
+                <w:sz w:val="18"/>
+              </w:rPr>
+              <w:t>指标</w:t>
+            </w:r>
+          </w:p>
+        </w:tc>
+        <w:tc>
+          <w:tcPr>
+            <w:tcW w:type="dxa" w:w="3022"/>
+            <w:shd w:fill="F6F8FA" w:val="clear"/>
+          </w:tcPr>
+          <w:p>
+            <w:pPr>
+              <w:spacing w:before="40" w:after="40" w:line="288" w:lineRule="auto"/>
+            </w:pPr>
+            <w:r/>
+            <w:r>
+              <w:rPr>
+                <w:rFonts w:ascii="Microsoft YaHei" w:hAnsi="Microsoft YaHei"/>
+                <w:b/>
+                <w:color w:val="1A1A1A"/>
+                <w:sz w:val="18"/>
+              </w:rPr>
+              <w:t>数值</w:t>
+            </w:r>
+          </w:p>
+        </w:tc>
+        <w:tc>
+          <w:tcPr>
+            <w:tcW w:type="dxa" w:w="3022"/>
+            <w:shd w:fill="F6F8FA" w:val="clear"/>
+          </w:tcPr>
+          <w:p>
+            <w:pPr>
+              <w:spacing w:before="40" w:after="40" w:line="288" w:lineRule="auto"/>
+            </w:pPr>
+            <w:r/>
+            <w:r>
+              <w:rPr>
+                <w:rFonts w:ascii="Microsoft YaHei" w:hAnsi="Microsoft YaHei"/>
+                <w:b/>
+                <w:color w:val="1A1A1A"/>
+                <w:sz w:val="18"/>
+              </w:rPr>
+              <w:t>同比/对比</w:t>
+            </w:r>
+          </w:p>
+        </w:tc>
+      </w:tr>
+      <w:tr>
+        <w:tc>
+          <w:tcPr>
+            <w:tcW w:type="dxa" w:w="3022"/>
+          </w:tcPr>
+          <w:p>
+            <w:pPr>
+              <w:spacing w:before="40" w:after="40" w:line="288" w:lineRule="auto"/>
+            </w:pPr>
+            <w:r/>
+            <w:r>
+              <w:rPr>
+                <w:rFonts w:ascii="Microsoft YaHei" w:hAnsi="Microsoft YaHei"/>
+                <w:sz w:val="18"/>
+              </w:rPr>
+              <w:t>当前价</w:t>
+            </w:r>
+          </w:p>
+        </w:tc>
+        <w:tc>
+          <w:tcPr>
+            <w:tcW w:type="dxa" w:w="3022"/>
+          </w:tcPr>
+          <w:p>
+            <w:pPr>
+              <w:spacing w:before="40" w:after="40" w:line="288" w:lineRule="auto"/>
+            </w:pPr>
+            <w:r/>
+            <w:r>
+              <w:rPr>
+                <w:rFonts w:ascii="Microsoft YaHei" w:hAnsi="Microsoft YaHei"/>
+                <w:b/>
+                <w:color w:val="1A1A1A"/>
+                <w:sz w:val="18"/>
+              </w:rPr>
+              <w:t>5.48 元</w:t>
+            </w:r>
+          </w:p>
+        </w:tc>
+        <w:tc>
+          <w:tcPr>
+            <w:tcW w:type="dxa" w:w="3022"/>
+          </w:tcPr>
+          <w:p>
+            <w:pPr>
+              <w:spacing w:before="40" w:after="40" w:line="288" w:lineRule="auto"/>
+            </w:pPr>
+            <w:r/>
+            <w:r>
+              <w:rPr>
+                <w:rFonts w:ascii="Microsoft YaHei" w:hAnsi="Microsoft YaHei"/>
+                <w:sz w:val="18"/>
+              </w:rPr>
+              <w:t>低于昨收 5.53 元</w:t>
+            </w:r>
+          </w:p>
+        </w:tc>
+      </w:tr>
+      <w:tr>
+        <w:tc>
+          <w:tcPr>
+            <w:tcW w:type="dxa" w:w="3022"/>
+            <w:shd w:fill="F8F9FA" w:val="clear"/>
+          </w:tcPr>
+          <w:p>
+            <w:pPr>
+              <w:spacing w:before="40" w:after="40" w:line="288" w:lineRule="auto"/>
+            </w:pPr>
+            <w:r/>
+            <w:r>
+              <w:rPr>
+                <w:rFonts w:ascii="Microsoft YaHei" w:hAnsi="Microsoft YaHei"/>
+                <w:sz w:val="18"/>
+              </w:rPr>
+              <w:t>涨跌幅</w:t>
+            </w:r>
+          </w:p>
+        </w:tc>
+        <w:tc>
+          <w:tcPr>
+            <w:tcW w:type="dxa" w:w="3022"/>
+            <w:shd w:fill="F8F9FA" w:val="clear"/>
+          </w:tcPr>
+          <w:p>
+            <w:pPr>
+              <w:spacing w:before="40" w:after="40" w:line="288" w:lineRule="auto"/>
+            </w:pPr>
+            <w:r/>
+            <w:r>
+              <w:rPr>
+                <w:rFonts w:ascii="Microsoft YaHei" w:hAnsi="Microsoft YaHei"/>
+                <w:b/>
+                <w:color w:val="1A1A1A"/>
+                <w:sz w:val="18"/>
+              </w:rPr>
+              <w:t>-0.90%</w:t>
+            </w:r>
+          </w:p>
+        </w:tc>
+        <w:tc>
+          <w:tcPr>
+            <w:tcW w:type="dxa" w:w="3022"/>
+            <w:shd w:fill="F8F9FA" w:val="clear"/>
+          </w:tcPr>
+          <w:p>
+            <w:pPr>
+              <w:spacing w:before="40" w:after="40" w:line="288" w:lineRule="auto"/>
+            </w:pPr>
+            <w:r/>
+            <w:r>
+              <w:rPr>
+                <w:rFonts w:ascii="Microsoft YaHei" w:hAnsi="Microsoft YaHei"/>
+                <w:sz w:val="18"/>
+              </w:rPr>
+              <w:t>小幅回调</w:t>
+            </w:r>
+          </w:p>
+        </w:tc>
+      </w:tr>
+      <w:tr>
+        <w:tc>
+          <w:tcPr>
+            <w:tcW w:type="dxa" w:w="3022"/>
+          </w:tcPr>
+          <w:p>
+            <w:pPr>
+              <w:spacing w:before="40" w:after="40" w:line="288" w:lineRule="auto"/>
+            </w:pPr>
+            <w:r/>
+            <w:r>
+              <w:rPr>
+                <w:rFonts w:ascii="Microsoft YaHei" w:hAnsi="Microsoft YaHei"/>
+                <w:sz w:val="18"/>
+              </w:rPr>
+              <w:t>开盘/最高/最低</w:t>
+            </w:r>
+          </w:p>
+        </w:tc>
+        <w:tc>
+          <w:tcPr>
+            <w:tcW w:type="dxa" w:w="3022"/>
+          </w:tcPr>
+          <w:p>
+            <w:pPr>
+              <w:spacing w:before="40" w:after="40" w:line="288" w:lineRule="auto"/>
+            </w:pPr>
+            <w:r/>
+            <w:r>
+              <w:rPr>
+                <w:rFonts w:ascii="Microsoft YaHei" w:hAnsi="Microsoft YaHei"/>
+                <w:sz w:val="18"/>
+              </w:rPr>
+              <w:t>5.50 / 5.64 / 5.43</w:t>
+            </w:r>
+          </w:p>
+        </w:tc>
+        <w:tc>
+          <w:tcPr>
+            <w:tcW w:type="dxa" w:w="3022"/>
+          </w:tcPr>
+          <w:p>
+            <w:pPr>
+              <w:spacing w:before="40" w:after="40" w:line="288" w:lineRule="auto"/>
+            </w:pPr>
+            <w:r/>
+            <w:r>
+              <w:rPr>
+                <w:rFonts w:ascii="Microsoft YaHei" w:hAnsi="Microsoft YaHei"/>
+                <w:sz w:val="18"/>
+              </w:rPr>
+              <w:t xml:space="preserve">振幅 </w:t>
+            </w:r>
+            <w:r>
+              <w:rPr>
+                <w:rFonts w:ascii="Microsoft YaHei" w:hAnsi="Microsoft YaHei"/>
+                <w:b/>
+                <w:color w:val="1A1A1A"/>
+                <w:sz w:val="18"/>
+              </w:rPr>
+              <w:t>3.8%</w:t>
+            </w:r>
+          </w:p>
+        </w:tc>
+      </w:tr>
+      <w:tr>
+        <w:tc>
+          <w:tcPr>
+            <w:tcW w:type="dxa" w:w="3022"/>
+            <w:shd w:fill="F8F9FA" w:val="clear"/>
+          </w:tcPr>
+          <w:p>
+            <w:pPr>
+              <w:spacing w:before="40" w:after="40" w:line="288" w:lineRule="auto"/>
+            </w:pPr>
+            <w:r/>
+            <w:r>
+              <w:rPr>
+                <w:rFonts w:ascii="Microsoft YaHei" w:hAnsi="Microsoft YaHei"/>
+                <w:sz w:val="18"/>
+              </w:rPr>
+              <w:t>成交量（手）</w:t>
+            </w:r>
+          </w:p>
+        </w:tc>
+        <w:tc>
+          <w:tcPr>
+            <w:tcW w:type="dxa" w:w="3022"/>
+            <w:shd w:fill="F8F9FA" w:val="clear"/>
+          </w:tcPr>
+          <w:p>
+            <w:pPr>
+              <w:spacing w:before="40" w:after="40" w:line="288" w:lineRule="auto"/>
+            </w:pPr>
+            <w:r/>
+            <w:r>
+              <w:rPr>
+                <w:rFonts w:ascii="Microsoft YaHei" w:hAnsi="Microsoft YaHei"/>
+                <w:b/>
+                <w:color w:val="1A1A1A"/>
+                <w:sz w:val="18"/>
+              </w:rPr>
+              <w:t>118,575</w:t>
+            </w:r>
+          </w:p>
+        </w:tc>
+        <w:tc>
+          <w:tcPr>
+            <w:tcW w:type="dxa" w:w="3022"/>
+            <w:shd w:fill="F8F9FA" w:val="clear"/>
+          </w:tcPr>
+          <w:p>
+            <w:pPr>
+              <w:spacing w:before="40" w:after="40" w:line="288" w:lineRule="auto"/>
+            </w:pPr>
+            <w:r/>
+            <w:r>
+              <w:rPr>
+                <w:rFonts w:ascii="Microsoft YaHei" w:hAnsi="Microsoft YaHei"/>
+                <w:sz w:val="18"/>
+              </w:rPr>
+              <w:t>—</w:t>
+            </w:r>
+          </w:p>
+        </w:tc>
+      </w:tr>
+      <w:tr>
+        <w:tc>
+          <w:tcPr>
+            <w:tcW w:type="dxa" w:w="3022"/>
+          </w:tcPr>
+          <w:p>
+            <w:pPr>
+              <w:spacing w:before="40" w:after="40" w:line="288" w:lineRule="auto"/>
+            </w:pPr>
+            <w:r/>
+            <w:r>
+              <w:rPr>
+                <w:rFonts w:ascii="Microsoft YaHei" w:hAnsi="Microsoft YaHei"/>
+                <w:sz w:val="18"/>
+              </w:rPr>
+              <w:t>成交额（万元）</w:t>
+            </w:r>
+          </w:p>
+        </w:tc>
+        <w:tc>
+          <w:tcPr>
+            <w:tcW w:type="dxa" w:w="3022"/>
+          </w:tcPr>
+          <w:p>
+            <w:pPr>
+              <w:spacing w:before="40" w:after="40" w:line="288" w:lineRule="auto"/>
+            </w:pPr>
+            <w:r/>
+            <w:r>
+              <w:rPr>
+                <w:rFonts w:ascii="Microsoft YaHei" w:hAnsi="Microsoft YaHei"/>
+                <w:b/>
+                <w:color w:val="1A1A1A"/>
+                <w:sz w:val="18"/>
+              </w:rPr>
+              <w:t>6,580</w:t>
+            </w:r>
+          </w:p>
+        </w:tc>
+        <w:tc>
+          <w:tcPr>
+            <w:tcW w:type="dxa" w:w="3022"/>
+          </w:tcPr>
+          <w:p>
+            <w:pPr>
+              <w:spacing w:before="40" w:after="40" w:line="288" w:lineRule="auto"/>
+            </w:pPr>
+            <w:r/>
+            <w:r>
+              <w:rPr>
+                <w:rFonts w:ascii="Microsoft YaHei" w:hAnsi="Microsoft YaHei"/>
+                <w:sz w:val="18"/>
+              </w:rPr>
+              <w:t>—</w:t>
+            </w:r>
+          </w:p>
+        </w:tc>
+      </w:tr>
+      <w:tr>
+        <w:tc>
+          <w:tcPr>
+            <w:tcW w:type="dxa" w:w="3022"/>
+            <w:shd w:fill="F8F9FA" w:val="clear"/>
+          </w:tcPr>
+          <w:p>
+            <w:pPr>
+              <w:spacing w:before="40" w:after="40" w:line="288" w:lineRule="auto"/>
+            </w:pPr>
+            <w:r/>
+            <w:r>
+              <w:rPr>
+                <w:rFonts w:ascii="Microsoft YaHei" w:hAnsi="Microsoft YaHei"/>
+                <w:sz w:val="18"/>
+              </w:rPr>
+              <w:t>换手率</w:t>
+            </w:r>
+          </w:p>
+        </w:tc>
+        <w:tc>
+          <w:tcPr>
+            <w:tcW w:type="dxa" w:w="3022"/>
+            <w:shd w:fill="F8F9FA" w:val="clear"/>
+          </w:tcPr>
+          <w:p>
+            <w:pPr>
+              <w:spacing w:before="40" w:after="40" w:line="288" w:lineRule="auto"/>
+            </w:pPr>
+            <w:r/>
+            <w:r>
+              <w:rPr>
+                <w:rFonts w:ascii="Microsoft YaHei" w:hAnsi="Microsoft YaHei"/>
+                <w:b/>
+                <w:color w:val="1A1A1A"/>
+                <w:sz w:val="18"/>
+              </w:rPr>
+              <w:t>2.53%</w:t>
+            </w:r>
+          </w:p>
+        </w:tc>
+        <w:tc>
+          <w:tcPr>
+            <w:tcW w:type="dxa" w:w="3022"/>
+            <w:shd w:fill="F8F9FA" w:val="clear"/>
+          </w:tcPr>
+          <w:p>
+            <w:pPr>
+              <w:spacing w:before="40" w:after="40" w:line="288" w:lineRule="auto"/>
+            </w:pPr>
+            <w:r/>
+            <w:r>
+              <w:rPr>
+                <w:rFonts w:ascii="Microsoft YaHei" w:hAnsi="Microsoft YaHei"/>
+                <w:sz w:val="18"/>
+              </w:rPr>
+              <w:t xml:space="preserve">较昨日（2.49%）放量 </w:t>
+            </w:r>
+            <w:r>
+              <w:rPr>
+                <w:rFonts w:ascii="Microsoft YaHei" w:hAnsi="Microsoft YaHei"/>
+                <w:b/>
+                <w:color w:val="1A1A1A"/>
+                <w:sz w:val="18"/>
+              </w:rPr>
+              <w:t>1.02倍</w:t>
+            </w:r>
+          </w:p>
+        </w:tc>
+      </w:tr>
+      <w:tr>
+        <w:tc>
+          <w:tcPr>
+            <w:tcW w:type="dxa" w:w="3022"/>
+          </w:tcPr>
+          <w:p>
+            <w:pPr>
+              <w:spacing w:before="40" w:after="40" w:line="288" w:lineRule="auto"/>
+            </w:pPr>
+            <w:r/>
+            <w:r>
+              <w:rPr>
+                <w:rFonts w:ascii="Microsoft YaHei" w:hAnsi="Microsoft YaHei"/>
+                <w:sz w:val="18"/>
+              </w:rPr>
+              <w:t>量比</w:t>
+            </w:r>
+          </w:p>
+        </w:tc>
+        <w:tc>
+          <w:tcPr>
+            <w:tcW w:type="dxa" w:w="3022"/>
+          </w:tcPr>
+          <w:p>
+            <w:pPr>
+              <w:spacing w:before="40" w:after="40" w:line="288" w:lineRule="auto"/>
+            </w:pPr>
+            <w:r/>
+            <w:r>
+              <w:rPr>
+                <w:rFonts w:ascii="Microsoft YaHei" w:hAnsi="Microsoft YaHei"/>
+                <w:b/>
+                <w:color w:val="1A1A1A"/>
+                <w:sz w:val="18"/>
+              </w:rPr>
+              <w:t>1.12</w:t>
+            </w:r>
+          </w:p>
+        </w:tc>
+        <w:tc>
+          <w:tcPr>
+            <w:tcW w:type="dxa" w:w="3022"/>
+          </w:tcPr>
+          <w:p>
+            <w:pPr>
+              <w:spacing w:before="40" w:after="40" w:line="288" w:lineRule="auto"/>
+            </w:pPr>
+            <w:r/>
+            <w:r>
+              <w:rPr>
+                <w:rFonts w:ascii="Microsoft YaHei" w:hAnsi="Microsoft YaHei"/>
+                <w:sz w:val="18"/>
+              </w:rPr>
+              <w:t>成交量略高于近期均值</w:t>
+            </w:r>
+          </w:p>
+        </w:tc>
+      </w:tr>
+      <w:tr>
+        <w:tc>
+          <w:tcPr>
+            <w:tcW w:type="dxa" w:w="3022"/>
+            <w:shd w:fill="F8F9FA" w:val="clear"/>
+          </w:tcPr>
+          <w:p>
+            <w:pPr>
+              <w:spacing w:before="40" w:after="40" w:line="288" w:lineRule="auto"/>
+            </w:pPr>
+            <w:r/>
+            <w:r>
+              <w:rPr>
+                <w:rFonts w:ascii="Microsoft YaHei" w:hAnsi="Microsoft YaHei"/>
+                <w:sz w:val="18"/>
+              </w:rPr>
+              <w:t>动态市盈率</w:t>
+            </w:r>
+          </w:p>
+        </w:tc>
+        <w:tc>
+          <w:tcPr>
+            <w:tcW w:type="dxa" w:w="3022"/>
+            <w:shd w:fill="F8F9FA" w:val="clear"/>
+          </w:tcPr>
+          <w:p>
+            <w:pPr>
+              <w:spacing w:before="40" w:after="40" w:line="288" w:lineRule="auto"/>
+            </w:pPr>
+            <w:r/>
+            <w:r>
+              <w:rPr>
+                <w:rFonts w:ascii="Microsoft YaHei" w:hAnsi="Microsoft YaHei"/>
+                <w:b/>
+                <w:color w:val="1A1A1A"/>
+                <w:sz w:val="18"/>
+              </w:rPr>
+              <w:t>-54.21</w:t>
+            </w:r>
+          </w:p>
+        </w:tc>
+        <w:tc>
+          <w:tcPr>
+            <w:tcW w:type="dxa" w:w="3022"/>
+            <w:shd w:fill="F8F9FA" w:val="clear"/>
+          </w:tcPr>
+          <w:p>
+            <w:pPr>
+              <w:spacing w:before="40" w:after="40" w:line="288" w:lineRule="auto"/>
+            </w:pPr>
+            <w:r/>
+            <w:r>
+              <w:rPr>
+                <w:rFonts w:ascii="Microsoft YaHei" w:hAnsi="Microsoft YaHei"/>
+                <w:sz w:val="18"/>
+              </w:rPr>
+              <w:t>处于亏损状态</w:t>
+            </w:r>
+          </w:p>
+        </w:tc>
+      </w:tr>
+      <w:tr>
+        <w:tc>
+          <w:tcPr>
+            <w:tcW w:type="dxa" w:w="3022"/>
+          </w:tcPr>
+          <w:p>
+            <w:pPr>
+              <w:spacing w:before="40" w:after="40" w:line="288" w:lineRule="auto"/>
+            </w:pPr>
+            <w:r/>
+            <w:r>
+              <w:rPr>
+                <w:rFonts w:ascii="Microsoft YaHei" w:hAnsi="Microsoft YaHei"/>
+                <w:sz w:val="18"/>
+              </w:rPr>
+              <w:t>市净率</w:t>
+            </w:r>
+          </w:p>
+        </w:tc>
+        <w:tc>
+          <w:tcPr>
+            <w:tcW w:type="dxa" w:w="3022"/>
+          </w:tcPr>
+          <w:p>
+            <w:pPr>
+              <w:spacing w:before="40" w:after="40" w:line="288" w:lineRule="auto"/>
+            </w:pPr>
+            <w:r/>
+            <w:r>
+              <w:rPr>
+                <w:rFonts w:ascii="Microsoft YaHei" w:hAnsi="Microsoft YaHei"/>
+                <w:b/>
+                <w:color w:val="1A1A1A"/>
+                <w:sz w:val="18"/>
+              </w:rPr>
+              <w:t>2.39</w:t>
+            </w:r>
+          </w:p>
+        </w:tc>
+        <w:tc>
+          <w:tcPr>
+            <w:tcW w:type="dxa" w:w="3022"/>
+          </w:tcPr>
+          <w:p>
+            <w:pPr>
+              <w:spacing w:before="40" w:after="40" w:line="288" w:lineRule="auto"/>
+            </w:pPr>
+            <w:r/>
+            <w:r>
+              <w:rPr>
+                <w:rFonts w:ascii="Microsoft YaHei" w:hAnsi="Microsoft YaHei"/>
+                <w:sz w:val="18"/>
+              </w:rPr>
+              <w:t>较昨日 2.53 有所下行</w:t>
+            </w:r>
+          </w:p>
+        </w:tc>
+      </w:tr>
+      <w:tr>
+        <w:tc>
+          <w:tcPr>
+            <w:tcW w:type="dxa" w:w="3022"/>
+            <w:shd w:fill="F8F9FA" w:val="clear"/>
+          </w:tcPr>
+          <w:p>
+            <w:pPr>
+              <w:spacing w:before="40" w:after="40" w:line="288" w:lineRule="auto"/>
+            </w:pPr>
+            <w:r/>
+            <w:r>
+              <w:rPr>
+                <w:rFonts w:ascii="Microsoft YaHei" w:hAnsi="Microsoft YaHei"/>
+                <w:sz w:val="18"/>
+              </w:rPr>
+              <w:t>总市值/流通市值</w:t>
+            </w:r>
+          </w:p>
+        </w:tc>
+        <w:tc>
+          <w:tcPr>
+            <w:tcW w:type="dxa" w:w="3022"/>
+            <w:shd w:fill="F8F9FA" w:val="clear"/>
+          </w:tcPr>
+          <w:p>
+            <w:pPr>
+              <w:spacing w:before="40" w:after="40" w:line="288" w:lineRule="auto"/>
+            </w:pPr>
+            <w:r/>
+            <w:r>
+              <w:rPr>
+                <w:rFonts w:ascii="Microsoft YaHei" w:hAnsi="Microsoft YaHei"/>
+                <w:b/>
+                <w:color w:val="1A1A1A"/>
+                <w:sz w:val="18"/>
+              </w:rPr>
+              <w:t>25.65 亿元</w:t>
+            </w:r>
+          </w:p>
+        </w:tc>
+        <w:tc>
+          <w:tcPr>
+            <w:tcW w:type="dxa" w:w="3022"/>
+            <w:shd w:fill="F8F9FA" w:val="clear"/>
+          </w:tcPr>
+          <w:p>
+            <w:pPr>
+              <w:spacing w:before="40" w:after="40" w:line="288" w:lineRule="auto"/>
+            </w:pPr>
+            <w:r/>
+            <w:r>
+              <w:rPr>
+                <w:rFonts w:ascii="Microsoft YaHei" w:hAnsi="Microsoft YaHei"/>
+                <w:sz w:val="18"/>
+              </w:rPr>
+              <w:t>全流通</w:t>
+            </w:r>
+          </w:p>
+        </w:tc>
+      </w:tr>
+    </w:tbl>
+    <w:p/>
+    <w:p>
+      <w:pPr>
+        <w:spacing w:before="280" w:after="80" w:line="312" w:lineRule="auto"/>
+      </w:pPr>
+      <w:r>
+        <w:rPr>
+          <w:rFonts w:ascii="Microsoft YaHei" w:hAnsi="Microsoft YaHei"/>
+          <w:b/>
+          <w:color w:val="333333"/>
+          <w:sz w:val="24"/>
+        </w:rPr>
+        <w:t>关键解读</w:t>
+      </w:r>
+    </w:p>
+    <w:p>
+      <w:pPr>
+        <w:pStyle w:val="ListBullet"/>
+      </w:pPr>
+      <w:r>
+        <w:rPr>
+          <w:rFonts w:ascii="Microsoft YaHei" w:hAnsi="Microsoft YaHei"/>
+        </w:rPr>
+        <w:t xml:space="preserve">股价今日以 </w:t>
+      </w:r>
+      <w:r>
+        <w:rPr>
+          <w:rFonts w:ascii="Microsoft YaHei" w:hAnsi="Microsoft YaHei"/>
+          <w:b/>
+          <w:color w:val="1A1A1A"/>
+        </w:rPr>
+        <w:t>5.50 元</w:t>
+      </w:r>
+      <w:r>
+        <w:rPr>
+          <w:rFonts w:ascii="Microsoft YaHei" w:hAnsi="Microsoft YaHei"/>
+        </w:rPr>
+        <w:t xml:space="preserve"> 低开，早盘冲高至 </w:t>
+      </w:r>
+      <w:r>
+        <w:rPr>
+          <w:rFonts w:ascii="Microsoft YaHei" w:hAnsi="Microsoft YaHei"/>
+          <w:b/>
+          <w:color w:val="1A1A1A"/>
+        </w:rPr>
+        <w:t>5.64 元</w:t>
+      </w:r>
+      <w:r>
+        <w:rPr>
+          <w:rFonts w:ascii="Microsoft YaHei" w:hAnsi="Microsoft YaHei"/>
+        </w:rPr>
+        <w:t xml:space="preserve"> 后回落，午后收盘报 </w:t>
+      </w:r>
+      <w:r>
+        <w:rPr>
+          <w:rFonts w:ascii="Microsoft YaHei" w:hAnsi="Microsoft YaHei"/>
+          <w:b/>
+          <w:color w:val="1A1A1A"/>
+        </w:rPr>
+        <w:t>5.48 元</w:t>
+      </w:r>
+      <w:r>
+        <w:rPr>
+          <w:rFonts w:ascii="Microsoft YaHei" w:hAnsi="Microsoft YaHei"/>
+        </w:rPr>
+        <w:t xml:space="preserve">，呈现 </w:t>
+      </w:r>
+      <w:r>
+        <w:rPr>
+          <w:rFonts w:ascii="Microsoft YaHei" w:hAnsi="Microsoft YaHei"/>
+          <w:b/>
+          <w:color w:val="1A1A1A"/>
+        </w:rPr>
+        <w:t>冲高回落</w:t>
+      </w:r>
+      <w:r>
+        <w:rPr>
+          <w:rFonts w:ascii="Microsoft YaHei" w:hAnsi="Microsoft YaHei"/>
+        </w:rPr>
+        <w:t xml:space="preserve"> 走势。振幅 </w:t>
+      </w:r>
+      <w:r>
+        <w:rPr>
+          <w:rFonts w:ascii="Microsoft YaHei" w:hAnsi="Microsoft YaHei"/>
+          <w:b/>
+          <w:color w:val="1A1A1A"/>
+        </w:rPr>
+        <w:t>3.8%</w:t>
+      </w:r>
+      <w:r>
+        <w:rPr>
+          <w:rFonts w:ascii="Microsoft YaHei" w:hAnsi="Microsoft YaHei"/>
+        </w:rPr>
+        <w:t>，多空博弈较为激烈。</w:t>
+      </w:r>
+    </w:p>
+    <w:p>
+      <w:pPr>
+        <w:pStyle w:val="ListBullet"/>
+      </w:pPr>
+      <w:r>
+        <w:rPr>
+          <w:rFonts w:ascii="Microsoft YaHei" w:hAnsi="Microsoft YaHei"/>
+        </w:rPr>
+        <w:t xml:space="preserve">换手率 </w:t>
+      </w:r>
+      <w:r>
+        <w:rPr>
+          <w:rFonts w:ascii="Microsoft YaHei" w:hAnsi="Microsoft YaHei"/>
+          <w:b/>
+          <w:color w:val="1A1A1A"/>
+        </w:rPr>
+        <w:t>2.53%</w:t>
+      </w:r>
+      <w:r>
+        <w:rPr>
+          <w:rFonts w:ascii="Microsoft YaHei" w:hAnsi="Microsoft YaHei"/>
+        </w:rPr>
+        <w:t xml:space="preserve">，量比 </w:t>
+      </w:r>
+      <w:r>
+        <w:rPr>
+          <w:rFonts w:ascii="Microsoft YaHei" w:hAnsi="Microsoft YaHei"/>
+          <w:b/>
+          <w:color w:val="1A1A1A"/>
+        </w:rPr>
+        <w:t>1.12</w:t>
+      </w:r>
+      <w:r>
+        <w:rPr>
+          <w:rFonts w:ascii="Microsoft YaHei" w:hAnsi="Microsoft YaHei"/>
+        </w:rPr>
+        <w:t>，量能温和放大，但股价未能收红，显示上方抛压较重。</w:t>
+      </w:r>
+    </w:p>
+    <w:p>
+      <w:pPr>
+        <w:pStyle w:val="ListBullet"/>
+      </w:pPr>
+      <w:r>
+        <w:rPr>
+          <w:rFonts w:ascii="Microsoft YaHei" w:hAnsi="Microsoft YaHei"/>
+        </w:rPr>
+        <w:t>内盘（</w:t>
+      </w:r>
+      <w:r>
+        <w:rPr>
+          <w:rFonts w:ascii="Microsoft YaHei" w:hAnsi="Microsoft YaHei"/>
+          <w:b/>
+          <w:color w:val="1A1A1A"/>
+        </w:rPr>
+        <w:t>69,062手</w:t>
+      </w:r>
+      <w:r>
+        <w:rPr>
+          <w:rFonts w:ascii="Microsoft YaHei" w:hAnsi="Microsoft YaHei"/>
+        </w:rPr>
+        <w:t>）明显大于外盘（</w:t>
+      </w:r>
+      <w:r>
+        <w:rPr>
+          <w:rFonts w:ascii="Microsoft YaHei" w:hAnsi="Microsoft YaHei"/>
+          <w:b/>
+          <w:color w:val="1A1A1A"/>
+        </w:rPr>
+        <w:t>49,513手</w:t>
+      </w:r>
+      <w:r>
+        <w:rPr>
+          <w:rFonts w:ascii="Microsoft YaHei" w:hAnsi="Microsoft YaHei"/>
+        </w:rPr>
+        <w:t>），主动卖出力量强于主动买入，</w:t>
+      </w:r>
+      <w:r>
+        <w:rPr>
+          <w:rFonts w:ascii="Microsoft YaHei" w:hAnsi="Microsoft YaHei"/>
+          <w:b/>
+          <w:color w:val="1A1A1A"/>
+        </w:rPr>
+        <w:t>卖方占据主导</w:t>
+      </w:r>
+      <w:r>
+        <w:rPr>
+          <w:rFonts w:ascii="Microsoft YaHei" w:hAnsi="Microsoft YaHei"/>
+        </w:rPr>
+        <w:t>。</w:t>
+      </w:r>
+    </w:p>
+    <w:p>
+      <w:pPr>
+        <w:pStyle w:val="ListBullet"/>
+      </w:pPr>
+      <w:r>
+        <w:rPr>
+          <w:rFonts w:ascii="Microsoft YaHei" w:hAnsi="Microsoft YaHei"/>
+        </w:rPr>
+        <w:t xml:space="preserve">动态市盈率为 </w:t>
+      </w:r>
+      <w:r>
+        <w:rPr>
+          <w:rFonts w:ascii="Microsoft YaHei" w:hAnsi="Microsoft YaHei"/>
+          <w:b/>
+          <w:color w:val="1A1A1A"/>
+        </w:rPr>
+        <w:t>-54.21</w:t>
+      </w:r>
+      <w:r>
+        <w:rPr>
+          <w:rFonts w:ascii="Microsoft YaHei" w:hAnsi="Microsoft YaHei"/>
+        </w:rPr>
+        <w:t>，公司目前处于亏损阶段，估值缺乏盈利支撑。</w:t>
+      </w:r>
+    </w:p>
+    <w:p>
+      <w:pPr>
+        <w:spacing w:before="240" w:after="240"/>
+        <w:pBdr>
+          <w:bottom w:val="single" w:sz="4" w:space="1" w:color="D0D7DE"/>
+        </w:pBdr>
+      </w:pPr>
+    </w:p>
+    <w:p>
+      <w:pPr>
+        <w:spacing w:before="360" w:after="80" w:line="288" w:lineRule="auto"/>
+        <w:pBdr>
+          <w:bottom w:val="single" w:sz="4" w:space="4" w:color="D0D7DE"/>
+        </w:pBdr>
+      </w:pPr>
+      <w:r>
+        <w:rPr>
+          <w:rFonts w:ascii="Microsoft YaHei" w:hAnsi="Microsoft YaHei"/>
+          <w:b/>
+          <w:color w:val="1A1A1A"/>
+          <w:sz w:val="28"/>
+        </w:rPr>
+        <w:t>资金面</w:t>
+      </w:r>
+    </w:p>
+    <w:p>
+      <w:pPr>
+        <w:spacing w:before="280" w:after="80" w:line="312" w:lineRule="auto"/>
+      </w:pPr>
+      <w:r>
+        <w:rPr>
+          <w:rFonts w:ascii="Microsoft YaHei" w:hAnsi="Microsoft YaHei"/>
+          <w:b/>
+          <w:color w:val="333333"/>
+          <w:sz w:val="24"/>
+        </w:rPr>
+        <w:t>今日盘中资金流向</w:t>
       </w:r>
     </w:p>
     <w:tbl>
@@ -225,7 +1245,7 @@
                 <w:color w:val="1A1A1A"/>
                 <w:sz w:val="18"/>
               </w:rPr>
-              <w:t>指标</w:t>
+              <w:t>维度</w:t>
             </w:r>
           </w:p>
         </w:tc>
@@ -266,7 +1286,7 @@
                 <w:rFonts w:ascii="Microsoft YaHei" w:hAnsi="Microsoft YaHei"/>
                 <w:sz w:val="18"/>
               </w:rPr>
-              <w:t>收盘价（午间）</w:t>
+              <w:t>净流向</w:t>
             </w:r>
           </w:p>
         </w:tc>
@@ -286,14 +1306,7 @@
                 <w:color w:val="1A1A1A"/>
                 <w:sz w:val="18"/>
               </w:rPr>
-              <w:t>5.48元</w:t>
-            </w:r>
-            <w:r>
-              <w:rPr>
-                <w:rFonts w:ascii="Microsoft YaHei" w:hAnsi="Microsoft YaHei"/>
-                <w:sz w:val="18"/>
-              </w:rPr>
-              <w:t>（-0.90%）</w:t>
+              <w:t>净流出 1,323.44 万元</w:t>
             </w:r>
           </w:p>
         </w:tc>
@@ -314,7 +1327,7 @@
                 <w:rFonts w:ascii="Microsoft YaHei" w:hAnsi="Microsoft YaHei"/>
                 <w:sz w:val="18"/>
               </w:rPr>
-              <w:t>昨收</w:t>
+              <w:t>资金流入分钟数</w:t>
             </w:r>
           </w:p>
         </w:tc>
@@ -331,9 +1344,11 @@
             <w:r>
               <w:rPr>
                 <w:rFonts w:ascii="Microsoft YaHei" w:hAnsi="Microsoft YaHei"/>
+                <w:b/>
+                <w:color w:val="1A1A1A"/>
                 <w:sz w:val="18"/>
               </w:rPr>
-              <w:t>5.53元</w:t>
+              <w:t>80 分钟</w:t>
             </w:r>
           </w:p>
         </w:tc>
@@ -353,7 +1368,7 @@
                 <w:rFonts w:ascii="Microsoft YaHei" w:hAnsi="Microsoft YaHei"/>
                 <w:sz w:val="18"/>
               </w:rPr>
-              <w:t>开盘</w:t>
+              <w:t>资金流出分钟数</w:t>
             </w:r>
           </w:p>
         </w:tc>
@@ -369,9 +1384,11 @@
             <w:r>
               <w:rPr>
                 <w:rFonts w:ascii="Microsoft YaHei" w:hAnsi="Microsoft YaHei"/>
+                <w:b/>
+                <w:color w:val="1A1A1A"/>
                 <w:sz w:val="18"/>
               </w:rPr>
-              <w:t>5.50元</w:t>
+              <w:t>126 分钟</w:t>
             </w:r>
           </w:p>
         </w:tc>
@@ -392,87 +1409,7 @@
                 <w:rFonts w:ascii="Microsoft YaHei" w:hAnsi="Microsoft YaHei"/>
                 <w:sz w:val="18"/>
               </w:rPr>
-              <w:t>最高 / 最低</w:t>
-            </w:r>
-          </w:p>
-        </w:tc>
-        <w:tc>
-          <w:tcPr>
-            <w:tcW w:type="dxa" w:w="4533"/>
-            <w:shd w:fill="F8F9FA" w:val="clear"/>
-          </w:tcPr>
-          <w:p>
-            <w:pPr>
-              <w:spacing w:before="40" w:after="40" w:line="288" w:lineRule="auto"/>
-            </w:pPr>
-            <w:r/>
-            <w:r>
-              <w:rPr>
-                <w:rFonts w:ascii="Microsoft YaHei" w:hAnsi="Microsoft YaHei"/>
-                <w:sz w:val="18"/>
-              </w:rPr>
-              <w:t>5.64 / 5.43</w:t>
-            </w:r>
-          </w:p>
-        </w:tc>
-      </w:tr>
-      <w:tr>
-        <w:tc>
-          <w:tcPr>
-            <w:tcW w:type="dxa" w:w="4533"/>
-          </w:tcPr>
-          <w:p>
-            <w:pPr>
-              <w:spacing w:before="40" w:after="40" w:line="288" w:lineRule="auto"/>
-            </w:pPr>
-            <w:r/>
-            <w:r>
-              <w:rPr>
-                <w:rFonts w:ascii="Microsoft YaHei" w:hAnsi="Microsoft YaHei"/>
-                <w:sz w:val="18"/>
-              </w:rPr>
-              <w:t>振幅</w:t>
-            </w:r>
-          </w:p>
-        </w:tc>
-        <w:tc>
-          <w:tcPr>
-            <w:tcW w:type="dxa" w:w="4533"/>
-          </w:tcPr>
-          <w:p>
-            <w:pPr>
-              <w:spacing w:before="40" w:after="40" w:line="288" w:lineRule="auto"/>
-            </w:pPr>
-            <w:r/>
-            <w:r>
-              <w:rPr>
-                <w:rFonts w:ascii="Microsoft YaHei" w:hAnsi="Microsoft YaHei"/>
-                <w:b/>
-                <w:color w:val="1A1A1A"/>
-                <w:sz w:val="18"/>
-              </w:rPr>
-              <w:t>3.80%</w:t>
-            </w:r>
-          </w:p>
-        </w:tc>
-      </w:tr>
-      <w:tr>
-        <w:tc>
-          <w:tcPr>
-            <w:tcW w:type="dxa" w:w="4533"/>
-            <w:shd w:fill="F8F9FA" w:val="clear"/>
-          </w:tcPr>
-          <w:p>
-            <w:pPr>
-              <w:spacing w:before="40" w:after="40" w:line="288" w:lineRule="auto"/>
-            </w:pPr>
-            <w:r/>
-            <w:r>
-              <w:rPr>
-                <w:rFonts w:ascii="Microsoft YaHei" w:hAnsi="Microsoft YaHei"/>
-                <w:sz w:val="18"/>
-              </w:rPr>
-              <w:t>成交额</w:t>
+              <w:t>最大单分钟流入</w:t>
             </w:r>
           </w:p>
         </w:tc>
@@ -493,7 +1430,7 @@
                 <w:color w:val="1A1A1A"/>
                 <w:sz w:val="18"/>
               </w:rPr>
-              <w:t>6,580万元</w:t>
+              <w:t>173.2 万元</w:t>
             </w:r>
           </w:p>
         </w:tc>
@@ -513,7 +1450,7 @@
                 <w:rFonts w:ascii="Microsoft YaHei" w:hAnsi="Microsoft YaHei"/>
                 <w:sz w:val="18"/>
               </w:rPr>
-              <w:t>换手率</w:t>
+              <w:t>最大单分钟流出</w:t>
             </w:r>
           </w:p>
         </w:tc>
@@ -533,185 +1470,7 @@
                 <w:color w:val="1A1A1A"/>
                 <w:sz w:val="18"/>
               </w:rPr>
-              <w:t>2.53%</w:t>
-            </w:r>
-          </w:p>
-        </w:tc>
-      </w:tr>
-      <w:tr>
-        <w:tc>
-          <w:tcPr>
-            <w:tcW w:type="dxa" w:w="4533"/>
-            <w:shd w:fill="F8F9FA" w:val="clear"/>
-          </w:tcPr>
-          <w:p>
-            <w:pPr>
-              <w:spacing w:before="40" w:after="40" w:line="288" w:lineRule="auto"/>
-            </w:pPr>
-            <w:r/>
-            <w:r>
-              <w:rPr>
-                <w:rFonts w:ascii="Microsoft YaHei" w:hAnsi="Microsoft YaHei"/>
-                <w:sz w:val="18"/>
-              </w:rPr>
-              <w:t>量比</w:t>
-            </w:r>
-          </w:p>
-        </w:tc>
-        <w:tc>
-          <w:tcPr>
-            <w:tcW w:type="dxa" w:w="4533"/>
-            <w:shd w:fill="F8F9FA" w:val="clear"/>
-          </w:tcPr>
-          <w:p>
-            <w:pPr>
-              <w:spacing w:before="40" w:after="40" w:line="288" w:lineRule="auto"/>
-            </w:pPr>
-            <w:r/>
-            <w:r>
-              <w:rPr>
-                <w:rFonts w:ascii="Microsoft YaHei" w:hAnsi="Microsoft YaHei"/>
-                <w:b/>
-                <w:color w:val="1A1A1A"/>
-                <w:sz w:val="18"/>
-              </w:rPr>
-              <w:t>1.12</w:t>
-            </w:r>
-            <w:r>
-              <w:rPr>
-                <w:rFonts w:ascii="Microsoft YaHei" w:hAnsi="Microsoft YaHei"/>
-                <w:sz w:val="18"/>
-              </w:rPr>
-              <w:t>（放量）</w:t>
-            </w:r>
-          </w:p>
-        </w:tc>
-      </w:tr>
-      <w:tr>
-        <w:tc>
-          <w:tcPr>
-            <w:tcW w:type="dxa" w:w="4533"/>
-          </w:tcPr>
-          <w:p>
-            <w:pPr>
-              <w:spacing w:before="40" w:after="40" w:line="288" w:lineRule="auto"/>
-            </w:pPr>
-            <w:r/>
-            <w:r>
-              <w:rPr>
-                <w:rFonts w:ascii="Microsoft YaHei" w:hAnsi="Microsoft YaHei"/>
-                <w:sz w:val="18"/>
-              </w:rPr>
-              <w:t>动态市盈率</w:t>
-            </w:r>
-          </w:p>
-        </w:tc>
-        <w:tc>
-          <w:tcPr>
-            <w:tcW w:type="dxa" w:w="4533"/>
-          </w:tcPr>
-          <w:p>
-            <w:pPr>
-              <w:spacing w:before="40" w:after="40" w:line="288" w:lineRule="auto"/>
-            </w:pPr>
-            <w:r/>
-            <w:r>
-              <w:rPr>
-                <w:rFonts w:ascii="Microsoft YaHei" w:hAnsi="Microsoft YaHei"/>
-                <w:b/>
-                <w:color w:val="1A1A1A"/>
-                <w:sz w:val="18"/>
-              </w:rPr>
-              <w:t>-54.21</w:t>
-            </w:r>
-            <w:r>
-              <w:rPr>
-                <w:rFonts w:ascii="Microsoft YaHei" w:hAnsi="Microsoft YaHei"/>
-                <w:sz w:val="18"/>
-              </w:rPr>
-              <w:t>（亏损状态）</w:t>
-            </w:r>
-          </w:p>
-        </w:tc>
-      </w:tr>
-      <w:tr>
-        <w:tc>
-          <w:tcPr>
-            <w:tcW w:type="dxa" w:w="4533"/>
-            <w:shd w:fill="F8F9FA" w:val="clear"/>
-          </w:tcPr>
-          <w:p>
-            <w:pPr>
-              <w:spacing w:before="40" w:after="40" w:line="288" w:lineRule="auto"/>
-            </w:pPr>
-            <w:r/>
-            <w:r>
-              <w:rPr>
-                <w:rFonts w:ascii="Microsoft YaHei" w:hAnsi="Microsoft YaHei"/>
-                <w:sz w:val="18"/>
-              </w:rPr>
-              <w:t>市净率</w:t>
-            </w:r>
-          </w:p>
-        </w:tc>
-        <w:tc>
-          <w:tcPr>
-            <w:tcW w:type="dxa" w:w="4533"/>
-            <w:shd w:fill="F8F9FA" w:val="clear"/>
-          </w:tcPr>
-          <w:p>
-            <w:pPr>
-              <w:spacing w:before="40" w:after="40" w:line="288" w:lineRule="auto"/>
-            </w:pPr>
-            <w:r/>
-            <w:r>
-              <w:rPr>
-                <w:rFonts w:ascii="Microsoft YaHei" w:hAnsi="Microsoft YaHei"/>
-                <w:b/>
-                <w:color w:val="1A1A1A"/>
-                <w:sz w:val="18"/>
-              </w:rPr>
-              <w:t>2.39</w:t>
-            </w:r>
-          </w:p>
-        </w:tc>
-      </w:tr>
-      <w:tr>
-        <w:tc>
-          <w:tcPr>
-            <w:tcW w:type="dxa" w:w="4533"/>
-          </w:tcPr>
-          <w:p>
-            <w:pPr>
-              <w:spacing w:before="40" w:after="40" w:line="288" w:lineRule="auto"/>
-            </w:pPr>
-            <w:r/>
-            <w:r>
-              <w:rPr>
-                <w:rFonts w:ascii="Microsoft YaHei" w:hAnsi="Microsoft YaHei"/>
-                <w:sz w:val="18"/>
-              </w:rPr>
-              <w:t>总市值 / 流通市值</w:t>
-            </w:r>
-          </w:p>
-        </w:tc>
-        <w:tc>
-          <w:tcPr>
-            <w:tcW w:type="dxa" w:w="4533"/>
-          </w:tcPr>
-          <w:p>
-            <w:pPr>
-              <w:spacing w:before="40" w:after="40" w:line="288" w:lineRule="auto"/>
-            </w:pPr>
-            <w:r/>
-            <w:r>
-              <w:rPr>
-                <w:rFonts w:ascii="Microsoft YaHei" w:hAnsi="Microsoft YaHei"/>
-                <w:b/>
-                <w:color w:val="1A1A1A"/>
-                <w:sz w:val="18"/>
-              </w:rPr>
-              <w:t>25.65亿元</w:t>
+              <w:t>232.7 万元</w:t>
             </w:r>
           </w:p>
         </w:tc>
@@ -719,289 +1478,17 @@
     </w:tbl>
     <w:p/>
     <w:p>
-      <w:r>
-        <w:rPr>
-          <w:rFonts w:ascii="Microsoft YaHei" w:hAnsi="Microsoft YaHei"/>
-        </w:rPr>
-        <w:t xml:space="preserve">今日股价低开于 </w:t>
-      </w:r>
-      <w:r>
-        <w:rPr>
-          <w:rFonts w:ascii="Microsoft YaHei" w:hAnsi="Microsoft YaHei"/>
-          <w:b/>
-          <w:color w:val="1A1A1A"/>
-        </w:rPr>
-        <w:t>5.50元</w:t>
-      </w:r>
-      <w:r>
-        <w:rPr>
-          <w:rFonts w:ascii="Microsoft YaHei" w:hAnsi="Microsoft YaHei"/>
-        </w:rPr>
-        <w:t xml:space="preserve">，盘中冲高至 </w:t>
-      </w:r>
-      <w:r>
-        <w:rPr>
-          <w:rFonts w:ascii="Microsoft YaHei" w:hAnsi="Microsoft YaHei"/>
-          <w:b/>
-          <w:color w:val="1A1A1A"/>
-        </w:rPr>
-        <w:t>5.64元</w:t>
-      </w:r>
-      <w:r>
-        <w:rPr>
-          <w:rFonts w:ascii="Microsoft YaHei" w:hAnsi="Microsoft YaHei"/>
-        </w:rPr>
-        <w:t xml:space="preserve">后回落，收于 </w:t>
-      </w:r>
-      <w:r>
-        <w:rPr>
-          <w:rFonts w:ascii="Microsoft YaHei" w:hAnsi="Microsoft YaHei"/>
-          <w:b/>
-          <w:color w:val="1A1A1A"/>
-        </w:rPr>
-        <w:t>5.48元</w:t>
-      </w:r>
-      <w:r>
-        <w:rPr>
-          <w:rFonts w:ascii="Microsoft YaHei" w:hAnsi="Microsoft YaHei"/>
-        </w:rPr>
-        <w:t xml:space="preserve">，跌幅 </w:t>
-      </w:r>
-      <w:r>
-        <w:rPr>
-          <w:rFonts w:ascii="Microsoft YaHei" w:hAnsi="Microsoft YaHei"/>
-          <w:b/>
-          <w:color w:val="1A1A1A"/>
-        </w:rPr>
-        <w:t>0.90%</w:t>
-      </w:r>
-      <w:r>
-        <w:rPr>
-          <w:rFonts w:ascii="Microsoft YaHei" w:hAnsi="Microsoft YaHei"/>
-        </w:rPr>
-        <w:t>。从</w:t>
-      </w:r>
-      <w:r>
-        <w:rPr>
-          <w:rFonts w:ascii="Microsoft YaHei" w:hAnsi="Microsoft YaHei"/>
-          <w:b/>
-          <w:color w:val="1A1A1A"/>
-        </w:rPr>
-        <w:t>内外盘结构</w:t>
-      </w:r>
-      <w:r>
-        <w:rPr>
-          <w:rFonts w:ascii="Microsoft YaHei" w:hAnsi="Microsoft YaHei"/>
-        </w:rPr>
-        <w:t xml:space="preserve">看，内盘 </w:t>
-      </w:r>
-      <w:r>
-        <w:rPr>
-          <w:rFonts w:ascii="Microsoft YaHei" w:hAnsi="Microsoft YaHei"/>
-          <w:b/>
-          <w:color w:val="1A1A1A"/>
-        </w:rPr>
-        <w:t>69,062手</w:t>
-      </w:r>
-      <w:r>
-        <w:rPr>
-          <w:rFonts w:ascii="Microsoft YaHei" w:hAnsi="Microsoft YaHei"/>
-        </w:rPr>
-        <w:t xml:space="preserve"> 显著高于外盘 </w:t>
-      </w:r>
-      <w:r>
-        <w:rPr>
-          <w:rFonts w:ascii="Microsoft YaHei" w:hAnsi="Microsoft YaHei"/>
-          <w:b/>
-          <w:color w:val="1A1A1A"/>
-        </w:rPr>
-        <w:t>49,513手</w:t>
-      </w:r>
-      <w:r>
-        <w:rPr>
-          <w:rFonts w:ascii="Microsoft YaHei" w:hAnsi="Microsoft YaHei"/>
-        </w:rPr>
-        <w:t xml:space="preserve">，主动性卖盘占比约 </w:t>
-      </w:r>
-      <w:r>
-        <w:rPr>
-          <w:rFonts w:ascii="Microsoft YaHei" w:hAnsi="Microsoft YaHei"/>
-          <w:b/>
-          <w:color w:val="1A1A1A"/>
-        </w:rPr>
-        <w:t>58.2%</w:t>
-      </w:r>
-      <w:r>
-        <w:rPr>
-          <w:rFonts w:ascii="Microsoft YaHei" w:hAnsi="Microsoft YaHei"/>
-        </w:rPr>
-        <w:t>，显示盘中抛压较为明显。</w:t>
-      </w:r>
-    </w:p>
-    <w:p>
-      <w:r>
-        <w:rPr>
-          <w:rFonts w:ascii="Microsoft YaHei" w:hAnsi="Microsoft YaHei"/>
-        </w:rPr>
-        <w:t xml:space="preserve">换手率 </w:t>
-      </w:r>
-      <w:r>
-        <w:rPr>
-          <w:rFonts w:ascii="Microsoft YaHei" w:hAnsi="Microsoft YaHei"/>
-          <w:b/>
-          <w:color w:val="1A1A1A"/>
-        </w:rPr>
-        <w:t>2.53%</w:t>
-      </w:r>
-      <w:r>
-        <w:rPr>
-          <w:rFonts w:ascii="Microsoft YaHei" w:hAnsi="Microsoft YaHei"/>
-        </w:rPr>
-        <w:t xml:space="preserve"> 较昨日日终的 </w:t>
-      </w:r>
-      <w:r>
-        <w:rPr>
-          <w:rFonts w:ascii="Microsoft YaHei" w:hAnsi="Microsoft YaHei"/>
-          <w:b/>
-          <w:color w:val="1A1A1A"/>
-        </w:rPr>
-        <w:t>2.49%</w:t>
-      </w:r>
-      <w:r>
-        <w:rPr>
-          <w:rFonts w:ascii="Microsoft YaHei" w:hAnsi="Microsoft YaHei"/>
-        </w:rPr>
-        <w:t xml:space="preserve"> 小幅放量（量比 </w:t>
-      </w:r>
-      <w:r>
-        <w:rPr>
-          <w:rFonts w:ascii="Microsoft YaHei" w:hAnsi="Microsoft YaHei"/>
-          <w:b/>
-          <w:color w:val="1A1A1A"/>
-        </w:rPr>
-        <w:t>1.12</w:t>
-      </w:r>
-      <w:r>
-        <w:rPr>
-          <w:rFonts w:ascii="Microsoft YaHei" w:hAnsi="Microsoft YaHei"/>
-        </w:rPr>
-        <w:t>），成交活跃度略有提升但尚属正常水平。动态市盈率为负，反映公司当前仍处于亏损阶段。</w:t>
-      </w:r>
-    </w:p>
-    <w:p>
       <w:pPr>
-        <w:spacing w:before="240" w:after="240"/>
-        <w:pBdr>
-          <w:bottom w:val="single" w:sz="4" w:space="1" w:color="D0D7DE"/>
-        </w:pBdr>
-      </w:pPr>
-    </w:p>
-    <w:p>
-      <w:pPr>
-        <w:spacing w:before="360" w:after="80" w:line="288" w:lineRule="auto"/>
-        <w:pBdr>
-          <w:bottom w:val="single" w:sz="4" w:space="4" w:color="D0D7DE"/>
-        </w:pBdr>
+        <w:spacing w:before="280" w:after="80" w:line="312" w:lineRule="auto"/>
       </w:pPr>
       <w:r>
         <w:rPr>
           <w:rFonts w:ascii="Microsoft YaHei" w:hAnsi="Microsoft YaHei"/>
           <w:b/>
-          <w:color w:val="1A1A1A"/>
-          <w:sz w:val="28"/>
+          <w:color w:val="333333"/>
+          <w:sz w:val="24"/>
         </w:rPr>
-        <w:t>资金面</w:t>
-      </w:r>
-    </w:p>
-    <w:p>
-      <w:r>
-        <w:rPr>
-          <w:rFonts w:ascii="Microsoft YaHei" w:hAnsi="Microsoft YaHei"/>
-          <w:b/>
-          <w:color w:val="1A1A1A"/>
-        </w:rPr>
-        <w:t>今日午间资金流向（逐分钟统计）：</w:t>
-      </w:r>
-    </w:p>
-    <w:p>
-      <w:pPr>
-        <w:pStyle w:val="ListBullet"/>
-      </w:pPr>
-      <w:r>
-        <w:rPr>
-          <w:rFonts w:ascii="Microsoft YaHei" w:hAnsi="Microsoft YaHei"/>
-          <w:b/>
-          <w:color w:val="1A1A1A"/>
-        </w:rPr>
-        <w:t>净流向</w:t>
-      </w:r>
-      <w:r>
-        <w:rPr>
-          <w:rFonts w:ascii="Microsoft YaHei" w:hAnsi="Microsoft YaHei"/>
-        </w:rPr>
-        <w:t xml:space="preserve">：净流出 </w:t>
-      </w:r>
-      <w:r>
-        <w:rPr>
-          <w:rFonts w:ascii="Microsoft YaHei" w:hAnsi="Microsoft YaHei"/>
-          <w:b/>
-          <w:color w:val="1A1A1A"/>
-        </w:rPr>
-        <w:t>298.97万元</w:t>
-      </w:r>
-    </w:p>
-    <w:p>
-      <w:pPr>
-        <w:pStyle w:val="ListBullet"/>
-      </w:pPr>
-      <w:r>
-        <w:rPr>
-          <w:rFonts w:ascii="Microsoft YaHei" w:hAnsi="Microsoft YaHei"/>
-        </w:rPr>
-        <w:t>资金流入分钟数：</w:t>
-      </w:r>
-      <w:r>
-        <w:rPr>
-          <w:rFonts w:ascii="Microsoft YaHei" w:hAnsi="Microsoft YaHei"/>
-          <w:b/>
-          <w:color w:val="1A1A1A"/>
-        </w:rPr>
-        <w:t>48分钟</w:t>
-      </w:r>
-      <w:r>
-        <w:rPr>
-          <w:rFonts w:ascii="Microsoft YaHei" w:hAnsi="Microsoft YaHei"/>
-        </w:rPr>
-        <w:t xml:space="preserve"> / 流出：</w:t>
-      </w:r>
-      <w:r>
-        <w:rPr>
-          <w:rFonts w:ascii="Microsoft YaHei" w:hAnsi="Microsoft YaHei"/>
-          <w:b/>
-          <w:color w:val="1A1A1A"/>
-        </w:rPr>
-        <w:t>65分钟</w:t>
-      </w:r>
-    </w:p>
-    <w:p>
-      <w:pPr>
-        <w:pStyle w:val="ListBullet"/>
-      </w:pPr>
-      <w:r>
-        <w:rPr>
-          <w:rFonts w:ascii="Microsoft YaHei" w:hAnsi="Microsoft YaHei"/>
-        </w:rPr>
-        <w:t>最大单分钟流入：173.2万元 / 最大单分钟流出：191.2万元</w:t>
-      </w:r>
-    </w:p>
-    <w:p>
-      <w:r>
-        <w:rPr>
-          <w:rFonts w:ascii="Microsoft YaHei" w:hAnsi="Microsoft YaHei"/>
-          <w:b/>
-          <w:color w:val="1A1A1A"/>
-        </w:rPr>
-        <w:t>上一个交易日资金细分（元）：</w:t>
+        <w:t>昨日资金细分</w:t>
       </w:r>
     </w:p>
     <w:tbl>
@@ -1013,14 +1500,15 @@
         <w:tblLook w:firstColumn="1" w:firstRow="1" w:lastColumn="0" w:lastRow="0" w:noHBand="0" w:noVBand="1" w:val="04A0"/>
       </w:tblPr>
       <w:tblGrid>
-        <w:gridCol w:w="3022"/>
-        <w:gridCol w:w="3022"/>
-        <w:gridCol w:w="3022"/>
+        <w:gridCol w:w="2266"/>
+        <w:gridCol w:w="2266"/>
+        <w:gridCol w:w="2266"/>
+        <w:gridCol w:w="2266"/>
       </w:tblGrid>
       <w:tr>
         <w:tc>
           <w:tcPr>
-            <w:tcW w:type="dxa" w:w="3022"/>
+            <w:tcW w:type="dxa" w:w="2266"/>
             <w:shd w:fill="F6F8FA" w:val="clear"/>
           </w:tcPr>
           <w:p>
@@ -1041,7 +1529,7 @@
         </w:tc>
         <w:tc>
           <w:tcPr>
-            <w:tcW w:type="dxa" w:w="3022"/>
+            <w:tcW w:type="dxa" w:w="2266"/>
             <w:shd w:fill="F6F8FA" w:val="clear"/>
           </w:tcPr>
           <w:p>
@@ -1056,13 +1544,13 @@
                 <w:color w:val="1A1A1A"/>
                 <w:sz w:val="18"/>
               </w:rPr>
-              <w:t>净额</w:t>
+              <w:t>净额（元）</w:t>
             </w:r>
           </w:p>
         </w:tc>
         <w:tc>
           <w:tcPr>
-            <w:tcW w:type="dxa" w:w="3022"/>
+            <w:tcW w:type="dxa" w:w="2266"/>
             <w:shd w:fill="F6F8FA" w:val="clear"/>
           </w:tcPr>
           <w:p>
@@ -1077,7 +1565,28 @@
                 <w:color w:val="1A1A1A"/>
                 <w:sz w:val="18"/>
               </w:rPr>
-              <w:t>方向</w:t>
+              <w:t>买入（元）</w:t>
+            </w:r>
+          </w:p>
+        </w:tc>
+        <w:tc>
+          <w:tcPr>
+            <w:tcW w:type="dxa" w:w="2266"/>
+            <w:shd w:fill="F6F8FA" w:val="clear"/>
+          </w:tcPr>
+          <w:p>
+            <w:pPr>
+              <w:spacing w:before="40" w:after="40" w:line="288" w:lineRule="auto"/>
+            </w:pPr>
+            <w:r/>
+            <w:r>
+              <w:rPr>
+                <w:rFonts w:ascii="Microsoft YaHei" w:hAnsi="Microsoft YaHei"/>
+                <w:b/>
+                <w:color w:val="1A1A1A"/>
+                <w:sz w:val="18"/>
+              </w:rPr>
+              <w:t>卖出（元）</w:t>
             </w:r>
           </w:p>
         </w:tc>
@@ -1085,7 +1594,7 @@
       <w:tr>
         <w:tc>
           <w:tcPr>
-            <w:tcW w:type="dxa" w:w="3022"/>
+            <w:tcW w:type="dxa" w:w="2266"/>
           </w:tcPr>
           <w:p>
             <w:pPr>
@@ -1103,7 +1612,7 @@
         </w:tc>
         <w:tc>
           <w:tcPr>
-            <w:tcW w:type="dxa" w:w="3022"/>
+            <w:tcW w:type="dxa" w:w="2266"/>
           </w:tcPr>
           <w:p>
             <w:pPr>
@@ -1117,13 +1626,13 @@
                 <w:color w:val="1A1A1A"/>
                 <w:sz w:val="18"/>
               </w:rPr>
-              <w:t>-2,970,896</w:t>
+              <w:t>-8,191,849</w:t>
             </w:r>
           </w:p>
         </w:tc>
         <w:tc>
           <w:tcPr>
-            <w:tcW w:type="dxa" w:w="3022"/>
+            <w:tcW w:type="dxa" w:w="2266"/>
           </w:tcPr>
           <w:p>
             <w:pPr>
@@ -1135,7 +1644,25 @@
                 <w:rFonts w:ascii="Microsoft YaHei" w:hAnsi="Microsoft YaHei"/>
                 <w:sz w:val="18"/>
               </w:rPr>
-              <w:t>净流出</w:t>
+              <w:t>6,045,108</w:t>
+            </w:r>
+          </w:p>
+        </w:tc>
+        <w:tc>
+          <w:tcPr>
+            <w:tcW w:type="dxa" w:w="2266"/>
+          </w:tcPr>
+          <w:p>
+            <w:pPr>
+              <w:spacing w:before="40" w:after="40" w:line="288" w:lineRule="auto"/>
+            </w:pPr>
+            <w:r/>
+            <w:r>
+              <w:rPr>
+                <w:rFonts w:ascii="Microsoft YaHei" w:hAnsi="Microsoft YaHei"/>
+                <w:sz w:val="18"/>
+              </w:rPr>
+              <w:t>14,236,957</w:t>
             </w:r>
           </w:p>
         </w:tc>
@@ -1143,7 +1670,7 @@
       <w:tr>
         <w:tc>
           <w:tcPr>
-            <w:tcW w:type="dxa" w:w="3022"/>
+            <w:tcW w:type="dxa" w:w="2266"/>
             <w:shd w:fill="F8F9FA" w:val="clear"/>
           </w:tcPr>
           <w:p>
@@ -1162,7 +1689,28 @@
         </w:tc>
         <w:tc>
           <w:tcPr>
-            <w:tcW w:type="dxa" w:w="3022"/>
+            <w:tcW w:type="dxa" w:w="2266"/>
+            <w:shd w:fill="F8F9FA" w:val="clear"/>
+          </w:tcPr>
+          <w:p>
+            <w:pPr>
+              <w:spacing w:before="40" w:after="40" w:line="288" w:lineRule="auto"/>
+            </w:pPr>
+            <w:r/>
+            <w:r>
+              <w:rPr>
+                <w:rFonts w:ascii="Microsoft YaHei" w:hAnsi="Microsoft YaHei"/>
+                <w:b/>
+                <w:color w:val="1A1A1A"/>
+                <w:sz w:val="18"/>
+              </w:rPr>
+              <w:t>-3,359,442</w:t>
+            </w:r>
+          </w:p>
+        </w:tc>
+        <w:tc>
+          <w:tcPr>
+            <w:tcW w:type="dxa" w:w="2266"/>
             <w:shd w:fill="F8F9FA" w:val="clear"/>
           </w:tcPr>
           <w:p>
@@ -1175,13 +1723,13 @@
                 <w:rFonts w:ascii="Microsoft YaHei" w:hAnsi="Microsoft YaHei"/>
                 <w:sz w:val="18"/>
               </w:rPr>
-              <w:t>+973,874</w:t>
+              <w:t>14,512,091</w:t>
             </w:r>
           </w:p>
         </w:tc>
         <w:tc>
           <w:tcPr>
-            <w:tcW w:type="dxa" w:w="3022"/>
+            <w:tcW w:type="dxa" w:w="2266"/>
             <w:shd w:fill="F8F9FA" w:val="clear"/>
           </w:tcPr>
           <w:p>
@@ -1194,7 +1742,7 @@
                 <w:rFonts w:ascii="Microsoft YaHei" w:hAnsi="Microsoft YaHei"/>
                 <w:sz w:val="18"/>
               </w:rPr>
-              <w:t>净流入</w:t>
+              <w:t>17,871,533</w:t>
             </w:r>
           </w:p>
         </w:tc>
@@ -1202,7 +1750,7 @@
       <w:tr>
         <w:tc>
           <w:tcPr>
-            <w:tcW w:type="dxa" w:w="3022"/>
+            <w:tcW w:type="dxa" w:w="2266"/>
           </w:tcPr>
           <w:p>
             <w:pPr>
@@ -1220,7 +1768,27 @@
         </w:tc>
         <w:tc>
           <w:tcPr>
-            <w:tcW w:type="dxa" w:w="3022"/>
+            <w:tcW w:type="dxa" w:w="2266"/>
+          </w:tcPr>
+          <w:p>
+            <w:pPr>
+              <w:spacing w:before="40" w:after="40" w:line="288" w:lineRule="auto"/>
+            </w:pPr>
+            <w:r/>
+            <w:r>
+              <w:rPr>
+                <w:rFonts w:ascii="Microsoft YaHei" w:hAnsi="Microsoft YaHei"/>
+                <w:b/>
+                <w:color w:val="1A1A1A"/>
+                <w:sz w:val="18"/>
+              </w:rPr>
+              <w:t>-1,683,119</w:t>
+            </w:r>
+          </w:p>
+        </w:tc>
+        <w:tc>
+          <w:tcPr>
+            <w:tcW w:type="dxa" w:w="2266"/>
           </w:tcPr>
           <w:p>
             <w:pPr>
@@ -1232,13 +1800,13 @@
                 <w:rFonts w:ascii="Microsoft YaHei" w:hAnsi="Microsoft YaHei"/>
                 <w:sz w:val="18"/>
               </w:rPr>
-              <w:t>-992,670</w:t>
+              <w:t>4,350,970</w:t>
             </w:r>
           </w:p>
         </w:tc>
         <w:tc>
           <w:tcPr>
-            <w:tcW w:type="dxa" w:w="3022"/>
+            <w:tcW w:type="dxa" w:w="2266"/>
           </w:tcPr>
           <w:p>
             <w:pPr>
@@ -1250,7 +1818,7 @@
                 <w:rFonts w:ascii="Microsoft YaHei" w:hAnsi="Microsoft YaHei"/>
                 <w:sz w:val="18"/>
               </w:rPr>
-              <w:t>净流出</w:t>
+              <w:t>6,034,089</w:t>
             </w:r>
           </w:p>
         </w:tc>
@@ -1258,7 +1826,7 @@
       <w:tr>
         <w:tc>
           <w:tcPr>
-            <w:tcW w:type="dxa" w:w="3022"/>
+            <w:tcW w:type="dxa" w:w="2266"/>
             <w:shd w:fill="F8F9FA" w:val="clear"/>
           </w:tcPr>
           <w:p>
@@ -1279,7 +1847,7 @@
         </w:tc>
         <w:tc>
           <w:tcPr>
-            <w:tcW w:type="dxa" w:w="3022"/>
+            <w:tcW w:type="dxa" w:w="2266"/>
             <w:shd w:fill="F8F9FA" w:val="clear"/>
           </w:tcPr>
           <w:p>
@@ -1294,13 +1862,13 @@
                 <w:color w:val="1A1A1A"/>
                 <w:sz w:val="18"/>
               </w:rPr>
-              <w:t>-2,989,692</w:t>
+              <w:t>-13,234,410</w:t>
             </w:r>
           </w:p>
         </w:tc>
         <w:tc>
           <w:tcPr>
-            <w:tcW w:type="dxa" w:w="3022"/>
+            <w:tcW w:type="dxa" w:w="2266"/>
             <w:shd w:fill="F8F9FA" w:val="clear"/>
           </w:tcPr>
           <w:p>
@@ -1313,7 +1881,26 @@
                 <w:rFonts w:ascii="Microsoft YaHei" w:hAnsi="Microsoft YaHei"/>
                 <w:sz w:val="18"/>
               </w:rPr>
-              <w:t>净流出</w:t>
+              <w:t>—</w:t>
+            </w:r>
+          </w:p>
+        </w:tc>
+        <w:tc>
+          <w:tcPr>
+            <w:tcW w:type="dxa" w:w="2266"/>
+            <w:shd w:fill="F8F9FA" w:val="clear"/>
+          </w:tcPr>
+          <w:p>
+            <w:pPr>
+              <w:spacing w:before="40" w:after="40" w:line="288" w:lineRule="auto"/>
+            </w:pPr>
+            <w:r/>
+            <w:r>
+              <w:rPr>
+                <w:rFonts w:ascii="Microsoft YaHei" w:hAnsi="Microsoft YaHei"/>
+                <w:sz w:val="18"/>
+              </w:rPr>
+              <w:t>—</w:t>
             </w:r>
           </w:p>
         </w:tc>
@@ -1327,13 +1914,18 @@
           <w:b/>
           <w:color w:val="1A1A1A"/>
         </w:rPr>
-        <w:t>资金研判：</w:t>
+        <w:t>资金面研判：</w:t>
       </w:r>
+    </w:p>
+    <w:p>
+      <w:pPr>
+        <w:pStyle w:val="ListBullet"/>
+      </w:pPr>
       <w:r>
         <w:rPr>
           <w:rFonts w:ascii="Microsoft YaHei" w:hAnsi="Microsoft YaHei"/>
         </w:rPr>
-        <w:t xml:space="preserve"> 今日延续了上个交易日的资金净流出态势，</w:t>
+        <w:t xml:space="preserve">今日盘中资金延续了昨日的净流出态势，早盘 </w:t>
       </w:r>
       <w:r>
         <w:rPr>
@@ -1341,13 +1933,13 @@
           <w:b/>
           <w:color w:val="1A1A1A"/>
         </w:rPr>
-        <w:t>大单连续两日净流出</w:t>
+        <w:t>净流出 1,323.44 万元</w:t>
       </w:r>
       <w:r>
         <w:rPr>
           <w:rFonts w:ascii="Microsoft YaHei" w:hAnsi="Microsoft YaHei"/>
         </w:rPr>
-        <w:t xml:space="preserve">，累计净流出约 </w:t>
+        <w:t>，且流出分钟数（126分钟）远高于流入分钟数（80分钟），</w:t>
       </w:r>
       <w:r>
         <w:rPr>
@@ -1355,13 +1947,49 @@
           <w:b/>
           <w:color w:val="1A1A1A"/>
         </w:rPr>
-        <w:t>597万元</w:t>
+        <w:t>资金撤离意愿较强</w:t>
       </w:r>
       <w:r>
         <w:rPr>
           <w:rFonts w:ascii="Microsoft YaHei" w:hAnsi="Microsoft YaHei"/>
         </w:rPr>
-        <w:t>。中单（散户级别）虽有小幅净流入，但不足以对冲大单抛压。内外盘结构也印证了卖压偏强。该股暂</w:t>
+        <w:t>。</w:t>
+      </w:r>
+    </w:p>
+    <w:p>
+      <w:pPr>
+        <w:pStyle w:val="ListBullet"/>
+      </w:pPr>
+      <w:r>
+        <w:rPr>
+          <w:rFonts w:ascii="Microsoft YaHei" w:hAnsi="Microsoft YaHei"/>
+        </w:rPr>
+        <w:t xml:space="preserve">昨日各层级资金（大单/中单/小单）均为净流出，其中 </w:t>
+      </w:r>
+      <w:r>
+        <w:rPr>
+          <w:rFonts w:ascii="Microsoft YaHei" w:hAnsi="Microsoft YaHei"/>
+          <w:b/>
+          <w:color w:val="1A1A1A"/>
+        </w:rPr>
+        <w:t>大单净流出 819 万元</w:t>
+      </w:r>
+      <w:r>
+        <w:rPr>
+          <w:rFonts w:ascii="Microsoft YaHei" w:hAnsi="Microsoft YaHei"/>
+        </w:rPr>
+        <w:t>，占比最高，主力资金主动减仓迹象明显。</w:t>
+      </w:r>
+    </w:p>
+    <w:p>
+      <w:pPr>
+        <w:pStyle w:val="ListBullet"/>
+      </w:pPr>
+      <w:r>
+        <w:rPr>
+          <w:rFonts w:ascii="Microsoft YaHei" w:hAnsi="Microsoft YaHei"/>
+        </w:rPr>
+        <w:t>该股</w:t>
       </w:r>
       <w:r>
         <w:rPr>
@@ -1375,7 +2003,7 @@
         <w:rPr>
           <w:rFonts w:ascii="Microsoft YaHei" w:hAnsi="Microsoft YaHei"/>
         </w:rPr>
-        <w:t>，缺乏杠杆资金博弈的弹性。</w:t>
+        <w:t>，无法通过融资盘获取增量资金支撑。</w:t>
       </w:r>
     </w:p>
     <w:p>
@@ -1401,6 +2029,20 @@
           <w:sz w:val="28"/>
         </w:rPr>
         <w:t>技术面</w:t>
+      </w:r>
+    </w:p>
+    <w:p>
+      <w:pPr>
+        <w:spacing w:before="280" w:after="80" w:line="312" w:lineRule="auto"/>
+      </w:pPr>
+      <w:r>
+        <w:rPr>
+          <w:rFonts w:ascii="Microsoft YaHei" w:hAnsi="Microsoft YaHei"/>
+          <w:b/>
+          <w:color w:val="333333"/>
+          <w:sz w:val="24"/>
+        </w:rPr>
+        <w:t>均线与布林带位置</w:t>
       </w:r>
     </w:p>
     <w:tbl>
@@ -1523,14 +2165,14 @@
                 <w:color w:val="1A1A1A"/>
                 <w:sz w:val="18"/>
               </w:rPr>
-              <w:t>低于</w:t>
+              <w:t>5.48元</w:t>
             </w:r>
             <w:r>
               <w:rPr>
                 <w:rFonts w:ascii="Microsoft YaHei" w:hAnsi="Microsoft YaHei"/>
                 <w:sz w:val="18"/>
               </w:rPr>
-              <w:t xml:space="preserve"> MA5</w:t>
+              <w:t xml:space="preserve"> 位于其下方</w:t>
             </w:r>
           </w:p>
         </w:tc>
@@ -1599,7 +2241,7 @@
                 <w:color w:val="1A1A1A"/>
                 <w:sz w:val="18"/>
               </w:rPr>
-              <w:t>等于</w:t>
+              <w:t>贴合</w:t>
             </w:r>
             <w:r>
               <w:rPr>
@@ -1665,23 +2307,7 @@
                 <w:rFonts w:ascii="Microsoft YaHei" w:hAnsi="Microsoft YaHei"/>
                 <w:sz w:val="18"/>
               </w:rPr>
-              <w:t xml:space="preserve">当前价 </w:t>
-            </w:r>
-            <w:r>
-              <w:rPr>
-                <w:rFonts w:ascii="Microsoft YaHei" w:hAnsi="Microsoft YaHei"/>
-                <w:b/>
-                <w:color w:val="1A1A1A"/>
-                <w:sz w:val="18"/>
-              </w:rPr>
-              <w:t>高于</w:t>
-            </w:r>
-            <w:r>
-              <w:rPr>
-                <w:rFonts w:ascii="Microsoft YaHei" w:hAnsi="Microsoft YaHei"/>
-                <w:sz w:val="18"/>
-              </w:rPr>
-              <w:t xml:space="preserve"> 中轨</w:t>
+              <w:t>当前价位于其上方</w:t>
             </w:r>
           </w:p>
         </w:tc>
@@ -1722,7 +2348,28 @@
                 <w:rFonts w:ascii="Microsoft YaHei" w:hAnsi="Microsoft YaHei"/>
                 <w:sz w:val="18"/>
               </w:rPr>
-              <w:t>布林上轨（5.66元）</w:t>
+              <w:t>布林带上轨</w:t>
+            </w:r>
+          </w:p>
+        </w:tc>
+        <w:tc>
+          <w:tcPr>
+            <w:tcW w:type="dxa" w:w="3022"/>
+            <w:shd w:fill="F8F9FA" w:val="clear"/>
+          </w:tcPr>
+          <w:p>
+            <w:pPr>
+              <w:spacing w:before="40" w:after="40" w:line="288" w:lineRule="auto"/>
+            </w:pPr>
+            <w:r/>
+            <w:r>
+              <w:rPr>
+                <w:rFonts w:ascii="Microsoft YaHei" w:hAnsi="Microsoft YaHei"/>
+                <w:b/>
+                <w:color w:val="1A1A1A"/>
+                <w:sz w:val="18"/>
+              </w:rPr>
+              <w:t>5.66 元</w:t>
             </w:r>
           </w:p>
         </w:tc>
@@ -1745,34 +2392,6 @@
             </w:r>
           </w:p>
         </w:tc>
-        <w:tc>
-          <w:tcPr>
-            <w:tcW w:type="dxa" w:w="3022"/>
-            <w:shd w:fill="F8F9FA" w:val="clear"/>
-          </w:tcPr>
-          <w:p>
-            <w:pPr>
-              <w:spacing w:before="40" w:after="40" w:line="288" w:lineRule="auto"/>
-            </w:pPr>
-            <w:r/>
-            <w:r>
-              <w:rPr>
-                <w:rFonts w:ascii="Microsoft YaHei" w:hAnsi="Microsoft YaHei"/>
-                <w:sz w:val="18"/>
-              </w:rPr>
-              <w:t xml:space="preserve">距离上轨 </w:t>
-            </w:r>
-            <w:r>
-              <w:rPr>
-                <w:rFonts w:ascii="Microsoft YaHei" w:hAnsi="Microsoft YaHei"/>
-                <w:b/>
-                <w:color w:val="1A1A1A"/>
-                <w:sz w:val="18"/>
-              </w:rPr>
-              <w:t>3.3%</w:t>
-            </w:r>
-          </w:p>
-        </w:tc>
       </w:tr>
       <w:tr>
         <w:tc>
@@ -1789,7 +2408,27 @@
                 <w:rFonts w:ascii="Microsoft YaHei" w:hAnsi="Microsoft YaHei"/>
                 <w:sz w:val="18"/>
               </w:rPr>
-              <w:t>布林下轨（5.18元）</w:t>
+              <w:t>布林带下轨</w:t>
+            </w:r>
+          </w:p>
+        </w:tc>
+        <w:tc>
+          <w:tcPr>
+            <w:tcW w:type="dxa" w:w="3022"/>
+          </w:tcPr>
+          <w:p>
+            <w:pPr>
+              <w:spacing w:before="40" w:after="40" w:line="288" w:lineRule="auto"/>
+            </w:pPr>
+            <w:r/>
+            <w:r>
+              <w:rPr>
+                <w:rFonts w:ascii="Microsoft YaHei" w:hAnsi="Microsoft YaHei"/>
+                <w:b/>
+                <w:color w:val="1A1A1A"/>
+                <w:sz w:val="18"/>
+              </w:rPr>
+              <w:t>5.18 元</w:t>
             </w:r>
           </w:p>
         </w:tc>
@@ -1811,44 +2450,21 @@
             </w:r>
           </w:p>
         </w:tc>
-        <w:tc>
-          <w:tcPr>
-            <w:tcW w:type="dxa" w:w="3022"/>
-          </w:tcPr>
-          <w:p>
-            <w:pPr>
-              <w:spacing w:before="40" w:after="40" w:line="288" w:lineRule="auto"/>
-            </w:pPr>
-            <w:r/>
-            <w:r>
-              <w:rPr>
-                <w:rFonts w:ascii="Microsoft YaHei" w:hAnsi="Microsoft YaHei"/>
-                <w:sz w:val="18"/>
-              </w:rPr>
-              <w:t xml:space="preserve">距离下轨 </w:t>
-            </w:r>
-            <w:r>
-              <w:rPr>
-                <w:rFonts w:ascii="Microsoft YaHei" w:hAnsi="Microsoft YaHei"/>
-                <w:b/>
-                <w:color w:val="1A1A1A"/>
-                <w:sz w:val="18"/>
-              </w:rPr>
-              <w:t>5.8%</w:t>
-            </w:r>
-          </w:p>
-        </w:tc>
       </w:tr>
     </w:tbl>
     <w:p/>
     <w:p>
+      <w:pPr>
+        <w:spacing w:before="280" w:after="80" w:line="312" w:lineRule="auto"/>
+      </w:pPr>
       <w:r>
         <w:rPr>
           <w:rFonts w:ascii="Microsoft YaHei" w:hAnsi="Microsoft YaHei"/>
           <w:b/>
-          <w:color w:val="1A1A1A"/>
+          <w:color w:val="333333"/>
+          <w:sz w:val="24"/>
         </w:rPr>
-        <w:t>技术研判：</w:t>
+        <w:t>技术研判</w:t>
       </w:r>
     </w:p>
     <w:p>
@@ -1859,7 +2475,7 @@
         <w:rPr>
           <w:rFonts w:ascii="Microsoft YaHei" w:hAnsi="Microsoft YaHei"/>
         </w:rPr>
-        <w:t xml:space="preserve">股价 </w:t>
+        <w:t xml:space="preserve">当前价格 </w:t>
       </w:r>
       <w:r>
         <w:rPr>
@@ -1867,13 +2483,13 @@
           <w:b/>
           <w:color w:val="1A1A1A"/>
         </w:rPr>
-        <w:t>5.48元</w:t>
+        <w:t>5.48 元</w:t>
       </w:r>
       <w:r>
         <w:rPr>
           <w:rFonts w:ascii="Microsoft YaHei" w:hAnsi="Microsoft YaHei"/>
         </w:rPr>
-        <w:t xml:space="preserve"> 正好落在 </w:t>
+        <w:t xml:space="preserve"> 刚好触及 </w:t>
       </w:r>
       <w:r>
         <w:rPr>
@@ -1881,13 +2497,13 @@
           <w:b/>
           <w:color w:val="1A1A1A"/>
         </w:rPr>
-        <w:t>MA10</w:t>
+        <w:t>MA10（5.48 元）</w:t>
       </w:r>
       <w:r>
         <w:rPr>
           <w:rFonts w:ascii="Microsoft YaHei" w:hAnsi="Microsoft YaHei"/>
         </w:rPr>
-        <w:t xml:space="preserve"> 位置，这是短期多空分水岭。若午后跌破MA10，则可能向 </w:t>
+        <w:t xml:space="preserve">，且略微跌破 </w:t>
       </w:r>
       <w:r>
         <w:rPr>
@@ -1895,7 +2511,113 @@
           <w:b/>
           <w:color w:val="1A1A1A"/>
         </w:rPr>
-        <w:t>MA20（5.42元）</w:t>
+        <w:t>MA5（5.51 元）</w:t>
+      </w:r>
+      <w:r>
+        <w:rPr>
+          <w:rFonts w:ascii="Microsoft YaHei" w:hAnsi="Microsoft YaHei"/>
+        </w:rPr>
+        <w:t>，短期均线呈现弱势排列。</w:t>
+      </w:r>
+    </w:p>
+    <w:p>
+      <w:pPr>
+        <w:pStyle w:val="ListBullet"/>
+      </w:pPr>
+      <w:r>
+        <w:rPr>
+          <w:rFonts w:ascii="Microsoft YaHei" w:hAnsi="Microsoft YaHei"/>
+        </w:rPr>
+        <w:t xml:space="preserve">价格仍位于 </w:t>
+      </w:r>
+      <w:r>
+        <w:rPr>
+          <w:rFonts w:ascii="Microsoft YaHei" w:hAnsi="Microsoft YaHei"/>
+          <w:b/>
+          <w:color w:val="1A1A1A"/>
+        </w:rPr>
+        <w:t>MA20/布林中轨（5.42 元）</w:t>
+      </w:r>
+      <w:r>
+        <w:rPr>
+          <w:rFonts w:ascii="Microsoft YaHei" w:hAnsi="Microsoft YaHei"/>
+        </w:rPr>
+        <w:t xml:space="preserve"> 上方 </w:t>
+      </w:r>
+      <w:r>
+        <w:rPr>
+          <w:rFonts w:ascii="Microsoft YaHei" w:hAnsi="Microsoft YaHei"/>
+          <w:b/>
+          <w:color w:val="1A1A1A"/>
+        </w:rPr>
+        <w:t>1.1%</w:t>
+      </w:r>
+      <w:r>
+        <w:rPr>
+          <w:rFonts w:ascii="Microsoft YaHei" w:hAnsi="Microsoft YaHei"/>
+        </w:rPr>
+        <w:t>，中期趋势尚未完全转空，</w:t>
+      </w:r>
+      <w:r>
+        <w:rPr>
+          <w:rFonts w:ascii="Microsoft YaHei" w:hAnsi="Microsoft YaHei"/>
+          <w:b/>
+          <w:color w:val="1A1A1A"/>
+        </w:rPr>
+        <w:t>5.42 元</w:t>
+      </w:r>
+      <w:r>
+        <w:rPr>
+          <w:rFonts w:ascii="Microsoft YaHei" w:hAnsi="Microsoft YaHei"/>
+        </w:rPr>
+        <w:t xml:space="preserve"> 为关键支撑位。</w:t>
+      </w:r>
+    </w:p>
+    <w:p>
+      <w:pPr>
+        <w:pStyle w:val="ListBullet"/>
+      </w:pPr>
+      <w:r>
+        <w:rPr>
+          <w:rFonts w:ascii="Microsoft YaHei" w:hAnsi="Microsoft YaHei"/>
+        </w:rPr>
+        <w:t xml:space="preserve">布林带上下轨区间为 </w:t>
+      </w:r>
+      <w:r>
+        <w:rPr>
+          <w:rFonts w:ascii="Microsoft YaHei" w:hAnsi="Microsoft YaHei"/>
+          <w:b/>
+          <w:color w:val="1A1A1A"/>
+        </w:rPr>
+        <w:t>5.18 ~ 5.66 元</w:t>
+      </w:r>
+      <w:r>
+        <w:rPr>
+          <w:rFonts w:ascii="Microsoft YaHei" w:hAnsi="Microsoft YaHei"/>
+        </w:rPr>
+        <w:t xml:space="preserve">，当前价位于中轨上方但靠近中轨，若午后继续下行并跌破 </w:t>
+      </w:r>
+      <w:r>
+        <w:rPr>
+          <w:rFonts w:ascii="Microsoft YaHei" w:hAnsi="Microsoft YaHei"/>
+          <w:b/>
+          <w:color w:val="1A1A1A"/>
+        </w:rPr>
+        <w:t>5.42 元</w:t>
+      </w:r>
+      <w:r>
+        <w:rPr>
+          <w:rFonts w:ascii="Microsoft YaHei" w:hAnsi="Microsoft YaHei"/>
+        </w:rPr>
+        <w:t xml:space="preserve">，则可能向下轨 </w:t>
+      </w:r>
+      <w:r>
+        <w:rPr>
+          <w:rFonts w:ascii="Microsoft YaHei" w:hAnsi="Microsoft YaHei"/>
+          <w:b/>
+          <w:color w:val="1A1A1A"/>
+        </w:rPr>
+        <w:t>5.18 元</w:t>
       </w:r>
       <w:r>
         <w:rPr>
@@ -1912,7 +2634,7 @@
         <w:rPr>
           <w:rFonts w:ascii="Microsoft YaHei" w:hAnsi="Microsoft YaHei"/>
         </w:rPr>
-        <w:t xml:space="preserve">MA20/布林中轨 </w:t>
+        <w:t xml:space="preserve">早盘冲高至 </w:t>
       </w:r>
       <w:r>
         <w:rPr>
@@ -1920,24 +2642,13 @@
           <w:b/>
           <w:color w:val="1A1A1A"/>
         </w:rPr>
-        <w:t>5.42元</w:t>
+        <w:t>5.64 元</w:t>
       </w:r>
       <w:r>
         <w:rPr>
           <w:rFonts w:ascii="Microsoft YaHei" w:hAnsi="Microsoft YaHei"/>
         </w:rPr>
-        <w:t xml:space="preserve"> 构成下方较强支撑，该位置也是近20日平均成本区。</w:t>
-      </w:r>
-    </w:p>
-    <w:p>
-      <w:pPr>
-        <w:pStyle w:val="ListBullet"/>
-      </w:pPr>
-      <w:r>
-        <w:rPr>
-          <w:rFonts w:ascii="Microsoft YaHei" w:hAnsi="Microsoft YaHei"/>
-        </w:rPr>
-        <w:t xml:space="preserve">布林带宽度（上轨5.66 - 下轨5.18 = </w:t>
+        <w:t xml:space="preserve"> 后回落，该价位接近布林带上轨 </w:t>
       </w:r>
       <w:r>
         <w:rPr>
@@ -1945,229 +2656,13 @@
           <w:b/>
           <w:color w:val="1A1A1A"/>
         </w:rPr>
-        <w:t>0.48元</w:t>
+        <w:t>5.66 元</w:t>
       </w:r>
       <w:r>
         <w:rPr>
           <w:rFonts w:ascii="Microsoft YaHei" w:hAnsi="Microsoft YaHei"/>
         </w:rPr>
-        <w:t>）处于正常区间，未出现极端扩张或收窄。</w:t>
-      </w:r>
-    </w:p>
-    <w:p>
-      <w:pPr>
-        <w:pStyle w:val="ListBullet"/>
-      </w:pPr>
-      <w:r>
-        <w:rPr>
-          <w:rFonts w:ascii="Microsoft YaHei" w:hAnsi="Microsoft YaHei"/>
-        </w:rPr>
-        <w:t xml:space="preserve">整体来看，股价处于 </w:t>
-      </w:r>
-      <w:r>
-        <w:rPr>
-          <w:rFonts w:ascii="Microsoft YaHei" w:hAnsi="Microsoft YaHei"/>
-          <w:b/>
-          <w:color w:val="1A1A1A"/>
-        </w:rPr>
-        <w:t>MA5之下、MA20之上</w:t>
-      </w:r>
-      <w:r>
-        <w:rPr>
-          <w:rFonts w:ascii="Microsoft YaHei" w:hAnsi="Microsoft YaHei"/>
-        </w:rPr>
-        <w:t xml:space="preserve"> 的震荡格局中，短期偏弱但中期尚未破位。</w:t>
-      </w:r>
-    </w:p>
-    <w:p>
-      <w:pPr>
-        <w:spacing w:before="240" w:after="240"/>
-        <w:pBdr>
-          <w:bottom w:val="single" w:sz="4" w:space="1" w:color="D0D7DE"/>
-        </w:pBdr>
-      </w:pPr>
-    </w:p>
-    <w:p>
-      <w:pPr>
-        <w:spacing w:before="360" w:after="80" w:line="288" w:lineRule="auto"/>
-        <w:pBdr>
-          <w:bottom w:val="single" w:sz="4" w:space="4" w:color="D0D7DE"/>
-        </w:pBdr>
-      </w:pPr>
-      <w:r>
-        <w:rPr>
-          <w:rFonts w:ascii="Microsoft YaHei" w:hAnsi="Microsoft YaHei"/>
-          <w:b/>
-          <w:color w:val="1A1A1A"/>
-          <w:sz w:val="28"/>
-        </w:rPr>
-        <w:t>新闻资讯</w:t>
-      </w:r>
-    </w:p>
-    <w:p>
-      <w:r>
-        <w:rPr>
-          <w:rFonts w:ascii="Microsoft YaHei" w:hAnsi="Microsoft YaHei"/>
-        </w:rPr>
-        <w:t>今日盘中未捕捉到关于桂林旅游的直接重大公告或新闻。所属的</w:t>
-      </w:r>
-      <w:r>
-        <w:rPr>
-          <w:rFonts w:ascii="Microsoft YaHei" w:hAnsi="Microsoft YaHei"/>
-          <w:b/>
-          <w:color w:val="1A1A1A"/>
-        </w:rPr>
-        <w:t>旅游概念板块（-1.47%）</w:t>
-      </w:r>
-      <w:r>
-        <w:rPr>
-          <w:rFonts w:ascii="Microsoft YaHei" w:hAnsi="Microsoft YaHei"/>
-        </w:rPr>
-        <w:t xml:space="preserve"> 今日整体表现疲弱，领跌个股跌幅超过 </w:t>
-      </w:r>
-      <w:r>
-        <w:rPr>
-          <w:rFonts w:ascii="Microsoft YaHei" w:hAnsi="Microsoft YaHei"/>
-          <w:b/>
-          <w:color w:val="1A1A1A"/>
-        </w:rPr>
-        <w:t>10%</w:t>
-      </w:r>
-      <w:r>
-        <w:rPr>
-          <w:rFonts w:ascii="Microsoft YaHei" w:hAnsi="Microsoft YaHei"/>
-        </w:rPr>
-        <w:t xml:space="preserve">，板块内 </w:t>
-      </w:r>
-      <w:r>
-        <w:rPr>
-          <w:rFonts w:ascii="Microsoft YaHei" w:hAnsi="Microsoft YaHei"/>
-          <w:b/>
-          <w:color w:val="1A1A1A"/>
-        </w:rPr>
-        <w:t>涨55家 vs 跌92家</w:t>
-      </w:r>
-      <w:r>
-        <w:rPr>
-          <w:rFonts w:ascii="Microsoft YaHei" w:hAnsi="Microsoft YaHei"/>
-        </w:rPr>
-        <w:t xml:space="preserve">，空方占优。该股在板块内排名 </w:t>
-      </w:r>
-      <w:r>
-        <w:rPr>
-          <w:rFonts w:ascii="Microsoft YaHei" w:hAnsi="Microsoft YaHei"/>
-          <w:b/>
-          <w:color w:val="1A1A1A"/>
-        </w:rPr>
-        <w:t>75/150</w:t>
-      </w:r>
-      <w:r>
-        <w:rPr>
-          <w:rFonts w:ascii="Microsoft YaHei" w:hAnsi="Microsoft YaHei"/>
-        </w:rPr>
-        <w:t>，处于中位偏后位置。</w:t>
-      </w:r>
-    </w:p>
-    <w:p>
-      <w:r>
-        <w:rPr>
-          <w:rFonts w:ascii="Microsoft YaHei" w:hAnsi="Microsoft YaHei"/>
-          <w:b/>
-          <w:color w:val="1A1A1A"/>
-        </w:rPr>
-        <w:t>值得关注的板块动态：</w:t>
-      </w:r>
-    </w:p>
-    <w:p>
-      <w:pPr>
-        <w:pStyle w:val="ListBullet"/>
-      </w:pPr>
-      <w:r>
-        <w:rPr>
-          <w:rFonts w:ascii="Microsoft YaHei" w:hAnsi="Microsoft YaHei"/>
-        </w:rPr>
-        <w:t>教育产业板块受《教育发展"十五五"规划》政策刺激有所异动（+0.58%），但桂林旅游主业为旅游服务，与该政策关联度有限。</w:t>
-      </w:r>
-    </w:p>
-    <w:p>
-      <w:pPr>
-        <w:pStyle w:val="ListBullet"/>
-      </w:pPr>
-      <w:r>
-        <w:rPr>
-          <w:rFonts w:ascii="Microsoft YaHei" w:hAnsi="Microsoft YaHei"/>
-        </w:rPr>
-        <w:t>行业标杆个股方面，</w:t>
-      </w:r>
-      <w:r>
-        <w:rPr>
-          <w:rFonts w:ascii="Microsoft YaHei" w:hAnsi="Microsoft YaHei"/>
-          <w:b/>
-          <w:color w:val="1A1A1A"/>
-        </w:rPr>
-        <w:t>中国中免（+3.35%）</w:t>
-      </w:r>
-      <w:r>
-        <w:rPr>
-          <w:rFonts w:ascii="Microsoft YaHei" w:hAnsi="Microsoft YaHei"/>
-        </w:rPr>
-        <w:t>、</w:t>
-      </w:r>
-      <w:r>
-        <w:rPr>
-          <w:rFonts w:ascii="Microsoft YaHei" w:hAnsi="Microsoft YaHei"/>
-          <w:b/>
-          <w:color w:val="1A1A1A"/>
-        </w:rPr>
-        <w:t>锦江酒店（+3.15%）</w:t>
-      </w:r>
-      <w:r>
-        <w:rPr>
-          <w:rFonts w:ascii="Microsoft YaHei" w:hAnsi="Microsoft YaHei"/>
-        </w:rPr>
-        <w:t>、</w:t>
-      </w:r>
-      <w:r>
-        <w:rPr>
-          <w:rFonts w:ascii="Microsoft YaHei" w:hAnsi="Microsoft YaHei"/>
-          <w:b/>
-          <w:color w:val="1A1A1A"/>
-        </w:rPr>
-        <w:t>首旅酒店（+2.58%）</w:t>
-      </w:r>
-      <w:r>
-        <w:rPr>
-          <w:rFonts w:ascii="Microsoft YaHei" w:hAnsi="Microsoft YaHei"/>
-        </w:rPr>
-        <w:t xml:space="preserve"> 等权重股逆势上涨，说明</w:t>
-      </w:r>
-      <w:r>
-        <w:rPr>
-          <w:rFonts w:ascii="Microsoft YaHei" w:hAnsi="Microsoft YaHei"/>
-          <w:b/>
-          <w:color w:val="1A1A1A"/>
-        </w:rPr>
-        <w:t>消费龙头</w:t>
-      </w:r>
-      <w:r>
-        <w:rPr>
-          <w:rFonts w:ascii="Microsoft YaHei" w:hAnsi="Microsoft YaHei"/>
-        </w:rPr>
-        <w:t>获得资金青睐，而中小旅游股承压，呈现明显的</w:t>
-      </w:r>
-      <w:r>
-        <w:rPr>
-          <w:rFonts w:ascii="Microsoft YaHei" w:hAnsi="Microsoft YaHei"/>
-          <w:b/>
-          <w:color w:val="1A1A1A"/>
-        </w:rPr>
-        <w:t>板块内部分化</w:t>
-      </w:r>
-      <w:r>
-        <w:rPr>
-          <w:rFonts w:ascii="Microsoft YaHei" w:hAnsi="Microsoft YaHei"/>
-        </w:rPr>
-        <w:t>。</w:t>
+        <w:t>，阻力明显。</w:t>
       </w:r>
     </w:p>
     <w:p>
@@ -2193,6 +2688,20 @@
           <w:sz w:val="28"/>
         </w:rPr>
         <w:t>板块关联</w:t>
+      </w:r>
+    </w:p>
+    <w:p>
+      <w:pPr>
+        <w:spacing w:before="280" w:after="80" w:line="312" w:lineRule="auto"/>
+      </w:pPr>
+      <w:r>
+        <w:rPr>
+          <w:rFonts w:ascii="Microsoft YaHei" w:hAnsi="Microsoft YaHei"/>
+          <w:b/>
+          <w:color w:val="333333"/>
+          <w:sz w:val="24"/>
+        </w:rPr>
+        <w:t>所属板块表现</w:t>
       </w:r>
     </w:p>
     <w:tbl>
@@ -2227,7 +2736,7 @@
                 <w:color w:val="1A1A1A"/>
                 <w:sz w:val="18"/>
               </w:rPr>
-              <w:t>板块名称</w:t>
+              <w:t>板块</w:t>
             </w:r>
           </w:p>
         </w:tc>
@@ -2290,7 +2799,7 @@
                 <w:color w:val="1A1A1A"/>
                 <w:sz w:val="18"/>
               </w:rPr>
-              <w:t>该股排名</w:t>
+              <w:t>个股排名</w:t>
             </w:r>
           </w:p>
         </w:tc>
@@ -2310,7 +2819,7 @@
                 <w:rFonts w:ascii="Microsoft YaHei" w:hAnsi="Microsoft YaHei"/>
                 <w:sz w:val="18"/>
               </w:rPr>
-              <w:t>旅游概念（885497.TI）</w:t>
+              <w:t>旅游概念</w:t>
             </w:r>
           </w:p>
         </w:tc>
@@ -2364,8 +2873,6 @@
             <w:r>
               <w:rPr>
                 <w:rFonts w:ascii="Microsoft YaHei" w:hAnsi="Microsoft YaHei"/>
-                <w:b/>
-                <w:color w:val="1A1A1A"/>
                 <w:sz w:val="18"/>
               </w:rPr>
               <w:t>75/150</w:t>
@@ -2389,167 +2896,7 @@
                 <w:rFonts w:ascii="Microsoft YaHei" w:hAnsi="Microsoft YaHei"/>
                 <w:sz w:val="18"/>
               </w:rPr>
-              <w:t>消费者服务（700327.TI）</w:t>
-            </w:r>
-          </w:p>
-        </w:tc>
-        <w:tc>
-          <w:tcPr>
-            <w:tcW w:type="dxa" w:w="2266"/>
-            <w:shd w:fill="F8F9FA" w:val="clear"/>
-          </w:tcPr>
-          <w:p>
-            <w:pPr>
-              <w:spacing w:before="40" w:after="40" w:line="288" w:lineRule="auto"/>
-            </w:pPr>
-            <w:r/>
-            <w:r>
-              <w:rPr>
-                <w:rFonts w:ascii="Microsoft YaHei" w:hAnsi="Microsoft YaHei"/>
-                <w:b/>
-                <w:color w:val="1A1A1A"/>
-                <w:sz w:val="18"/>
-              </w:rPr>
-              <w:t>-1.46%</w:t>
-            </w:r>
-          </w:p>
-        </w:tc>
-        <w:tc>
-          <w:tcPr>
-            <w:tcW w:type="dxa" w:w="2266"/>
-            <w:shd w:fill="F8F9FA" w:val="clear"/>
-          </w:tcPr>
-          <w:p>
-            <w:pPr>
-              <w:spacing w:before="40" w:after="40" w:line="288" w:lineRule="auto"/>
-            </w:pPr>
-            <w:r/>
-            <w:r>
-              <w:rPr>
-                <w:rFonts w:ascii="Microsoft YaHei" w:hAnsi="Microsoft YaHei"/>
-                <w:sz w:val="18"/>
-              </w:rPr>
-              <w:t>521/1158</w:t>
-            </w:r>
-          </w:p>
-        </w:tc>
-        <w:tc>
-          <w:tcPr>
-            <w:tcW w:type="dxa" w:w="2266"/>
-            <w:shd w:fill="F8F9FA" w:val="clear"/>
-          </w:tcPr>
-          <w:p>
-            <w:pPr>
-              <w:spacing w:before="40" w:after="40" w:line="288" w:lineRule="auto"/>
-            </w:pPr>
-            <w:r/>
-            <w:r>
-              <w:rPr>
-                <w:rFonts w:ascii="Microsoft YaHei" w:hAnsi="Microsoft YaHei"/>
-                <w:b/>
-                <w:color w:val="1A1A1A"/>
-                <w:sz w:val="18"/>
-              </w:rPr>
-              <w:t>25/52</w:t>
-            </w:r>
-          </w:p>
-        </w:tc>
-      </w:tr>
-      <w:tr>
-        <w:tc>
-          <w:tcPr>
-            <w:tcW w:type="dxa" w:w="2266"/>
-          </w:tcPr>
-          <w:p>
-            <w:pPr>
-              <w:spacing w:before="40" w:after="40" w:line="288" w:lineRule="auto"/>
-            </w:pPr>
-            <w:r/>
-            <w:r>
-              <w:rPr>
-                <w:rFonts w:ascii="Microsoft YaHei" w:hAnsi="Microsoft YaHei"/>
-                <w:sz w:val="18"/>
-              </w:rPr>
-              <w:t>酒店餐馆与休闲（700386.TI）</w:t>
-            </w:r>
-          </w:p>
-        </w:tc>
-        <w:tc>
-          <w:tcPr>
-            <w:tcW w:type="dxa" w:w="2266"/>
-          </w:tcPr>
-          <w:p>
-            <w:pPr>
-              <w:spacing w:before="40" w:after="40" w:line="288" w:lineRule="auto"/>
-            </w:pPr>
-            <w:r/>
-            <w:r>
-              <w:rPr>
-                <w:rFonts w:ascii="Microsoft YaHei" w:hAnsi="Microsoft YaHei"/>
-                <w:b/>
-                <w:color w:val="1A1A1A"/>
-                <w:sz w:val="18"/>
-              </w:rPr>
-              <w:t>-1.28%</w:t>
-            </w:r>
-          </w:p>
-        </w:tc>
-        <w:tc>
-          <w:tcPr>
-            <w:tcW w:type="dxa" w:w="2266"/>
-          </w:tcPr>
-          <w:p>
-            <w:pPr>
-              <w:spacing w:before="40" w:after="40" w:line="288" w:lineRule="auto"/>
-            </w:pPr>
-            <w:r/>
-            <w:r>
-              <w:rPr>
-                <w:rFonts w:ascii="Microsoft YaHei" w:hAnsi="Microsoft YaHei"/>
-                <w:sz w:val="18"/>
-              </w:rPr>
-              <w:t>481/1158</w:t>
-            </w:r>
-          </w:p>
-        </w:tc>
-        <w:tc>
-          <w:tcPr>
-            <w:tcW w:type="dxa" w:w="2266"/>
-          </w:tcPr>
-          <w:p>
-            <w:pPr>
-              <w:spacing w:before="40" w:after="40" w:line="288" w:lineRule="auto"/>
-            </w:pPr>
-            <w:r/>
-            <w:r>
-              <w:rPr>
-                <w:rFonts w:ascii="Microsoft YaHei" w:hAnsi="Microsoft YaHei"/>
-                <w:b/>
-                <w:color w:val="1A1A1A"/>
-                <w:sz w:val="18"/>
-              </w:rPr>
-              <w:t>18/38</w:t>
-            </w:r>
-          </w:p>
-        </w:tc>
-      </w:tr>
-      <w:tr>
-        <w:tc>
-          <w:tcPr>
-            <w:tcW w:type="dxa" w:w="2266"/>
-            <w:shd w:fill="F8F9FA" w:val="clear"/>
-          </w:tcPr>
-          <w:p>
-            <w:pPr>
-              <w:spacing w:before="40" w:after="40" w:line="288" w:lineRule="auto"/>
-            </w:pPr>
-            <w:r/>
-            <w:r>
-              <w:rPr>
-                <w:rFonts w:ascii="Microsoft YaHei" w:hAnsi="Microsoft YaHei"/>
-                <w:sz w:val="18"/>
-              </w:rPr>
-              <w:t>文化传媒概念（885418.TI）</w:t>
+              <w:t>文化传媒概念</w:t>
             </w:r>
           </w:p>
         </w:tc>
@@ -2606,8 +2953,6 @@
             <w:r>
               <w:rPr>
                 <w:rFonts w:ascii="Microsoft YaHei" w:hAnsi="Microsoft YaHei"/>
-                <w:b/>
-                <w:color w:val="1A1A1A"/>
                 <w:sz w:val="18"/>
               </w:rPr>
               <w:t>101/194</w:t>
@@ -2615,14 +2960,263 @@
           </w:p>
         </w:tc>
       </w:tr>
+      <w:tr>
+        <w:tc>
+          <w:tcPr>
+            <w:tcW w:type="dxa" w:w="2266"/>
+          </w:tcPr>
+          <w:p>
+            <w:pPr>
+              <w:spacing w:before="40" w:after="40" w:line="288" w:lineRule="auto"/>
+            </w:pPr>
+            <w:r/>
+            <w:r>
+              <w:rPr>
+                <w:rFonts w:ascii="Microsoft YaHei" w:hAnsi="Microsoft YaHei"/>
+                <w:sz w:val="18"/>
+              </w:rPr>
+              <w:t>消费者服务（行业）</w:t>
+            </w:r>
+          </w:p>
+        </w:tc>
+        <w:tc>
+          <w:tcPr>
+            <w:tcW w:type="dxa" w:w="2266"/>
+          </w:tcPr>
+          <w:p>
+            <w:pPr>
+              <w:spacing w:before="40" w:after="40" w:line="288" w:lineRule="auto"/>
+            </w:pPr>
+            <w:r/>
+            <w:r>
+              <w:rPr>
+                <w:rFonts w:ascii="Microsoft YaHei" w:hAnsi="Microsoft YaHei"/>
+                <w:b/>
+                <w:color w:val="1A1A1A"/>
+                <w:sz w:val="18"/>
+              </w:rPr>
+              <w:t>-1.46%</w:t>
+            </w:r>
+          </w:p>
+        </w:tc>
+        <w:tc>
+          <w:tcPr>
+            <w:tcW w:type="dxa" w:w="2266"/>
+          </w:tcPr>
+          <w:p>
+            <w:pPr>
+              <w:spacing w:before="40" w:after="40" w:line="288" w:lineRule="auto"/>
+            </w:pPr>
+            <w:r/>
+            <w:r>
+              <w:rPr>
+                <w:rFonts w:ascii="Microsoft YaHei" w:hAnsi="Microsoft YaHei"/>
+                <w:sz w:val="18"/>
+              </w:rPr>
+              <w:t>521/1158</w:t>
+            </w:r>
+          </w:p>
+        </w:tc>
+        <w:tc>
+          <w:tcPr>
+            <w:tcW w:type="dxa" w:w="2266"/>
+          </w:tcPr>
+          <w:p>
+            <w:pPr>
+              <w:spacing w:before="40" w:after="40" w:line="288" w:lineRule="auto"/>
+            </w:pPr>
+            <w:r/>
+            <w:r>
+              <w:rPr>
+                <w:rFonts w:ascii="Microsoft YaHei" w:hAnsi="Microsoft YaHei"/>
+                <w:sz w:val="18"/>
+              </w:rPr>
+              <w:t>25/52</w:t>
+            </w:r>
+          </w:p>
+        </w:tc>
+      </w:tr>
+      <w:tr>
+        <w:tc>
+          <w:tcPr>
+            <w:tcW w:type="dxa" w:w="2266"/>
+            <w:shd w:fill="F8F9FA" w:val="clear"/>
+          </w:tcPr>
+          <w:p>
+            <w:pPr>
+              <w:spacing w:before="40" w:after="40" w:line="288" w:lineRule="auto"/>
+            </w:pPr>
+            <w:r/>
+            <w:r>
+              <w:rPr>
+                <w:rFonts w:ascii="Microsoft YaHei" w:hAnsi="Microsoft YaHei"/>
+                <w:sz w:val="18"/>
+              </w:rPr>
+              <w:t>酒店、餐馆与休闲</w:t>
+            </w:r>
+          </w:p>
+        </w:tc>
+        <w:tc>
+          <w:tcPr>
+            <w:tcW w:type="dxa" w:w="2266"/>
+            <w:shd w:fill="F8F9FA" w:val="clear"/>
+          </w:tcPr>
+          <w:p>
+            <w:pPr>
+              <w:spacing w:before="40" w:after="40" w:line="288" w:lineRule="auto"/>
+            </w:pPr>
+            <w:r/>
+            <w:r>
+              <w:rPr>
+                <w:rFonts w:ascii="Microsoft YaHei" w:hAnsi="Microsoft YaHei"/>
+                <w:b/>
+                <w:color w:val="1A1A1A"/>
+                <w:sz w:val="18"/>
+              </w:rPr>
+              <w:t>-1.28%</w:t>
+            </w:r>
+          </w:p>
+        </w:tc>
+        <w:tc>
+          <w:tcPr>
+            <w:tcW w:type="dxa" w:w="2266"/>
+            <w:shd w:fill="F8F9FA" w:val="clear"/>
+          </w:tcPr>
+          <w:p>
+            <w:pPr>
+              <w:spacing w:before="40" w:after="40" w:line="288" w:lineRule="auto"/>
+            </w:pPr>
+            <w:r/>
+            <w:r>
+              <w:rPr>
+                <w:rFonts w:ascii="Microsoft YaHei" w:hAnsi="Microsoft YaHei"/>
+                <w:sz w:val="18"/>
+              </w:rPr>
+              <w:t>481/1158</w:t>
+            </w:r>
+          </w:p>
+        </w:tc>
+        <w:tc>
+          <w:tcPr>
+            <w:tcW w:type="dxa" w:w="2266"/>
+            <w:shd w:fill="F8F9FA" w:val="clear"/>
+          </w:tcPr>
+          <w:p>
+            <w:pPr>
+              <w:spacing w:before="40" w:after="40" w:line="288" w:lineRule="auto"/>
+            </w:pPr>
+            <w:r/>
+            <w:r>
+              <w:rPr>
+                <w:rFonts w:ascii="Microsoft YaHei" w:hAnsi="Microsoft YaHei"/>
+                <w:sz w:val="18"/>
+              </w:rPr>
+              <w:t>18/38</w:t>
+            </w:r>
+          </w:p>
+        </w:tc>
+      </w:tr>
+      <w:tr>
+        <w:tc>
+          <w:tcPr>
+            <w:tcW w:type="dxa" w:w="2266"/>
+          </w:tcPr>
+          <w:p>
+            <w:pPr>
+              <w:spacing w:before="40" w:after="40" w:line="288" w:lineRule="auto"/>
+            </w:pPr>
+            <w:r/>
+            <w:r>
+              <w:rPr>
+                <w:rFonts w:ascii="Microsoft YaHei" w:hAnsi="Microsoft YaHei"/>
+                <w:sz w:val="18"/>
+              </w:rPr>
+              <w:t>酒店、度假村与豪华游轮</w:t>
+            </w:r>
+          </w:p>
+        </w:tc>
+        <w:tc>
+          <w:tcPr>
+            <w:tcW w:type="dxa" w:w="2266"/>
+          </w:tcPr>
+          <w:p>
+            <w:pPr>
+              <w:spacing w:before="40" w:after="40" w:line="288" w:lineRule="auto"/>
+            </w:pPr>
+            <w:r/>
+            <w:r>
+              <w:rPr>
+                <w:rFonts w:ascii="Microsoft YaHei" w:hAnsi="Microsoft YaHei"/>
+                <w:b/>
+                <w:color w:val="1A1A1A"/>
+                <w:sz w:val="18"/>
+              </w:rPr>
+              <w:t>-1.12%</w:t>
+            </w:r>
+          </w:p>
+        </w:tc>
+        <w:tc>
+          <w:tcPr>
+            <w:tcW w:type="dxa" w:w="2266"/>
+          </w:tcPr>
+          <w:p>
+            <w:pPr>
+              <w:spacing w:before="40" w:after="40" w:line="288" w:lineRule="auto"/>
+            </w:pPr>
+            <w:r/>
+            <w:r>
+              <w:rPr>
+                <w:rFonts w:ascii="Microsoft YaHei" w:hAnsi="Microsoft YaHei"/>
+                <w:sz w:val="18"/>
+              </w:rPr>
+              <w:t>449/1158</w:t>
+            </w:r>
+          </w:p>
+        </w:tc>
+        <w:tc>
+          <w:tcPr>
+            <w:tcW w:type="dxa" w:w="2266"/>
+          </w:tcPr>
+          <w:p>
+            <w:pPr>
+              <w:spacing w:before="40" w:after="40" w:line="288" w:lineRule="auto"/>
+            </w:pPr>
+            <w:r/>
+            <w:r>
+              <w:rPr>
+                <w:rFonts w:ascii="Microsoft YaHei" w:hAnsi="Microsoft YaHei"/>
+                <w:sz w:val="18"/>
+              </w:rPr>
+              <w:t>14/28</w:t>
+            </w:r>
+          </w:p>
+        </w:tc>
+      </w:tr>
     </w:tbl>
     <w:p/>
     <w:p>
+      <w:pPr>
+        <w:spacing w:before="280" w:after="80" w:line="312" w:lineRule="auto"/>
+      </w:pPr>
+      <w:r>
+        <w:rPr>
+          <w:rFonts w:ascii="Microsoft YaHei" w:hAnsi="Microsoft YaHei"/>
+          <w:b/>
+          <w:color w:val="333333"/>
+          <w:sz w:val="24"/>
+        </w:rPr>
+        <w:t>板块联动分析</w:t>
+      </w:r>
+    </w:p>
+    <w:p>
+      <w:pPr>
+        <w:pStyle w:val="ListBullet"/>
+      </w:pPr>
       <w:r>
         <w:rPr>
           <w:rFonts w:ascii="Microsoft YaHei" w:hAnsi="Microsoft YaHei"/>
         </w:rPr>
-        <w:t>该股在所有关联板块中均录得负收益，但排名处于中游水平，未出现极端弱势。</w:t>
+        <w:t>桂林旅游所属的旅游、消费服务类板块今日集体承压，走势明显弱于大盘。</w:t>
       </w:r>
       <w:r>
         <w:rPr>
@@ -2630,13 +3224,133 @@
           <w:b/>
           <w:color w:val="1A1A1A"/>
         </w:rPr>
-        <w:t>消费者服务板块</w:t>
+        <w:t>旅游概念板块跌幅 -1.47%</w:t>
       </w:r>
       <w:r>
         <w:rPr>
           <w:rFonts w:ascii="Microsoft YaHei" w:hAnsi="Microsoft YaHei"/>
         </w:rPr>
-        <w:t xml:space="preserve">中该股排名 </w:t>
+        <w:t xml:space="preserve">，在全部 1158 个概念板块中排名第 </w:t>
+      </w:r>
+      <w:r>
+        <w:rPr>
+          <w:rFonts w:ascii="Microsoft YaHei" w:hAnsi="Microsoft YaHei"/>
+          <w:b/>
+          <w:color w:val="1A1A1A"/>
+        </w:rPr>
+        <w:t>524 位</w:t>
+      </w:r>
+      <w:r>
+        <w:rPr>
+          <w:rFonts w:ascii="Microsoft YaHei" w:hAnsi="Microsoft YaHei"/>
+        </w:rPr>
+        <w:t>，处于中后段。</w:t>
+      </w:r>
+    </w:p>
+    <w:p>
+      <w:pPr>
+        <w:pStyle w:val="ListBullet"/>
+      </w:pPr>
+      <w:r>
+        <w:rPr>
+          <w:rFonts w:ascii="Microsoft YaHei" w:hAnsi="Microsoft YaHei"/>
+        </w:rPr>
+        <w:t>板块内部分化明显：</w:t>
+      </w:r>
+      <w:r>
+        <w:rPr>
+          <w:rFonts w:ascii="Microsoft YaHei" w:hAnsi="Microsoft YaHei"/>
+          <w:b/>
+          <w:color w:val="1A1A1A"/>
+        </w:rPr>
+        <w:t>中国中免（+3.35%）</w:t>
+      </w:r>
+      <w:r>
+        <w:rPr>
+          <w:rFonts w:ascii="Microsoft YaHei" w:hAnsi="Microsoft YaHei"/>
+        </w:rPr>
+        <w:t>、</w:t>
+      </w:r>
+      <w:r>
+        <w:rPr>
+          <w:rFonts w:ascii="Microsoft YaHei" w:hAnsi="Microsoft YaHei"/>
+          <w:b/>
+          <w:color w:val="1A1A1A"/>
+        </w:rPr>
+        <w:t>锦江酒店（+3.15%）</w:t>
+      </w:r>
+      <w:r>
+        <w:rPr>
+          <w:rFonts w:ascii="Microsoft YaHei" w:hAnsi="Microsoft YaHei"/>
+        </w:rPr>
+        <w:t>、</w:t>
+      </w:r>
+      <w:r>
+        <w:rPr>
+          <w:rFonts w:ascii="Microsoft YaHei" w:hAnsi="Microsoft YaHei"/>
+          <w:b/>
+          <w:color w:val="1A1A1A"/>
+        </w:rPr>
+        <w:t>首旅酒店（+2.58%）</w:t>
+      </w:r>
+      <w:r>
+        <w:rPr>
+          <w:rFonts w:ascii="Microsoft YaHei" w:hAnsi="Microsoft YaHei"/>
+        </w:rPr>
+        <w:t xml:space="preserve"> 等龙头股逆势走强，而中小旅游股普遍下跌。</w:t>
+      </w:r>
+      <w:r>
+        <w:rPr>
+          <w:rFonts w:ascii="Microsoft YaHei" w:hAnsi="Microsoft YaHei"/>
+          <w:b/>
+          <w:color w:val="1A1A1A"/>
+        </w:rPr>
+        <w:t>大连圣亚（-7.99%）</w:t>
+      </w:r>
+      <w:r>
+        <w:rPr>
+          <w:rFonts w:ascii="Microsoft YaHei" w:hAnsi="Microsoft YaHei"/>
+        </w:rPr>
+        <w:t>、</w:t>
+      </w:r>
+      <w:r>
+        <w:rPr>
+          <w:rFonts w:ascii="Microsoft YaHei" w:hAnsi="Microsoft YaHei"/>
+          <w:b/>
+          <w:color w:val="1A1A1A"/>
+        </w:rPr>
+        <w:t>ST雪发（-8.17%）</w:t>
+      </w:r>
+      <w:r>
+        <w:rPr>
+          <w:rFonts w:ascii="Microsoft YaHei" w:hAnsi="Microsoft YaHei"/>
+        </w:rPr>
+        <w:t xml:space="preserve"> 跌幅居前，板块呈现 </w:t>
+      </w:r>
+      <w:r>
+        <w:rPr>
+          <w:rFonts w:ascii="Microsoft YaHei" w:hAnsi="Microsoft YaHei"/>
+          <w:b/>
+          <w:color w:val="1A1A1A"/>
+        </w:rPr>
+        <w:t>"龙头抗跌、小票杀跌"</w:t>
+      </w:r>
+      <w:r>
+        <w:rPr>
+          <w:rFonts w:ascii="Microsoft YaHei" w:hAnsi="Microsoft YaHei"/>
+        </w:rPr>
+        <w:t xml:space="preserve"> 的分化格局。</w:t>
+      </w:r>
+    </w:p>
+    <w:p>
+      <w:pPr>
+        <w:pStyle w:val="ListBullet"/>
+      </w:pPr>
+      <w:r>
+        <w:rPr>
+          <w:rFonts w:ascii="Microsoft YaHei" w:hAnsi="Microsoft YaHei"/>
+        </w:rPr>
+        <w:t xml:space="preserve">桂林旅游在消费者服务板块中排名 </w:t>
       </w:r>
       <w:r>
         <w:rPr>
@@ -2650,7 +3364,68 @@
         <w:rPr>
           <w:rFonts w:ascii="Microsoft YaHei" w:hAnsi="Microsoft YaHei"/>
         </w:rPr>
-        <w:t>，表现略好于板块均值。</w:t>
+        <w:t>，处于中位偏下，跟跌板块但未出现极端跌幅。</w:t>
+      </w:r>
+    </w:p>
+    <w:p>
+      <w:pPr>
+        <w:spacing w:before="240" w:after="240"/>
+        <w:pBdr>
+          <w:bottom w:val="single" w:sz="4" w:space="1" w:color="D0D7DE"/>
+        </w:pBdr>
+      </w:pPr>
+    </w:p>
+    <w:p>
+      <w:pPr>
+        <w:spacing w:before="360" w:after="80" w:line="288" w:lineRule="auto"/>
+        <w:pBdr>
+          <w:bottom w:val="single" w:sz="4" w:space="4" w:color="D0D7DE"/>
+        </w:pBdr>
+      </w:pPr>
+      <w:r>
+        <w:rPr>
+          <w:rFonts w:ascii="Microsoft YaHei" w:hAnsi="Microsoft YaHei"/>
+          <w:b/>
+          <w:color w:val="1A1A1A"/>
+          <w:sz w:val="28"/>
+        </w:rPr>
+        <w:t>新闻资讯</w:t>
+      </w:r>
+    </w:p>
+    <w:p>
+      <w:r>
+        <w:rPr>
+          <w:rFonts w:ascii="Microsoft YaHei" w:hAnsi="Microsoft YaHei"/>
+        </w:rPr>
+        <w:t xml:space="preserve">截至午间，相关新闻、公告及互动问答渠道均未获取到有效信息。今日股价走势更多受 </w:t>
+      </w:r>
+      <w:r>
+        <w:rPr>
+          <w:rFonts w:ascii="Microsoft YaHei" w:hAnsi="Microsoft YaHei"/>
+          <w:b/>
+          <w:color w:val="1A1A1A"/>
+        </w:rPr>
+        <w:t>板块整体回调</w:t>
+      </w:r>
+      <w:r>
+        <w:rPr>
+          <w:rFonts w:ascii="Microsoft YaHei" w:hAnsi="Microsoft YaHei"/>
+        </w:rPr>
+        <w:t xml:space="preserve"> 与 </w:t>
+      </w:r>
+      <w:r>
+        <w:rPr>
+          <w:rFonts w:ascii="Microsoft YaHei" w:hAnsi="Microsoft YaHei"/>
+          <w:b/>
+          <w:color w:val="1A1A1A"/>
+        </w:rPr>
+        <w:t>个股资金面偏弱</w:t>
+      </w:r>
+      <w:r>
+        <w:rPr>
+          <w:rFonts w:ascii="Microsoft YaHei" w:hAnsi="Microsoft YaHei"/>
+        </w:rPr>
+        <w:t xml:space="preserve"> 的驱动，缺乏事件性催化因素。</w:t>
       </w:r>
     </w:p>
     <w:p>
@@ -2771,7 +3546,7 @@
                 <w:rFonts w:ascii="Microsoft YaHei" w:hAnsi="Microsoft YaHei"/>
                 <w:sz w:val="18"/>
               </w:rPr>
-              <w:t>量价关系</w:t>
+              <w:t>市场情绪</w:t>
             </w:r>
           </w:p>
         </w:tc>
@@ -2789,122 +3564,7 @@
                 <w:rFonts w:ascii="Microsoft YaHei" w:hAnsi="Microsoft YaHei"/>
                 <w:sz w:val="18"/>
               </w:rPr>
-              <w:t>缩量下跌，内外盘偏空</w:t>
-            </w:r>
-          </w:p>
-        </w:tc>
-        <w:tc>
-          <w:tcPr>
-            <w:tcW w:type="dxa" w:w="3022"/>
-          </w:tcPr>
-          <w:p>
-            <w:pPr>
-              <w:spacing w:before="40" w:after="40" w:line="288" w:lineRule="auto"/>
-            </w:pPr>
-            <w:r/>
-            <w:r>
-              <w:rPr>
-                <w:rFonts w:ascii="Microsoft YaHei" w:hAnsi="Microsoft YaHei"/>
-                <w:sz w:val="18"/>
-              </w:rPr>
-              <w:t>⚠️ 偏弱</w:t>
-            </w:r>
-          </w:p>
-        </w:tc>
-      </w:tr>
-      <w:tr>
-        <w:tc>
-          <w:tcPr>
-            <w:tcW w:type="dxa" w:w="3022"/>
-            <w:shd w:fill="F8F9FA" w:val="clear"/>
-          </w:tcPr>
-          <w:p>
-            <w:pPr>
-              <w:spacing w:before="40" w:after="40" w:line="288" w:lineRule="auto"/>
-            </w:pPr>
-            <w:r/>
-            <w:r>
-              <w:rPr>
-                <w:rFonts w:ascii="Microsoft YaHei" w:hAnsi="Microsoft YaHei"/>
-                <w:sz w:val="18"/>
-              </w:rPr>
-              <w:t>资金面</w:t>
-            </w:r>
-          </w:p>
-        </w:tc>
-        <w:tc>
-          <w:tcPr>
-            <w:tcW w:type="dxa" w:w="3022"/>
-            <w:shd w:fill="F8F9FA" w:val="clear"/>
-          </w:tcPr>
-          <w:p>
-            <w:pPr>
-              <w:spacing w:before="40" w:after="40" w:line="288" w:lineRule="auto"/>
-            </w:pPr>
-            <w:r/>
-            <w:r>
-              <w:rPr>
-                <w:rFonts w:ascii="Microsoft YaHei" w:hAnsi="Microsoft YaHei"/>
-                <w:sz w:val="18"/>
-              </w:rPr>
-              <w:t>大单连续两日净流出</w:t>
-            </w:r>
-          </w:p>
-        </w:tc>
-        <w:tc>
-          <w:tcPr>
-            <w:tcW w:type="dxa" w:w="3022"/>
-            <w:shd w:fill="F8F9FA" w:val="clear"/>
-          </w:tcPr>
-          <w:p>
-            <w:pPr>
-              <w:spacing w:before="40" w:after="40" w:line="288" w:lineRule="auto"/>
-            </w:pPr>
-            <w:r/>
-            <w:r>
-              <w:rPr>
-                <w:rFonts w:ascii="Microsoft YaHei" w:hAnsi="Microsoft YaHei"/>
-                <w:sz w:val="18"/>
-              </w:rPr>
-              <w:t>⚠️ 偏空</w:t>
-            </w:r>
-          </w:p>
-        </w:tc>
-      </w:tr>
-      <w:tr>
-        <w:tc>
-          <w:tcPr>
-            <w:tcW w:type="dxa" w:w="3022"/>
-          </w:tcPr>
-          <w:p>
-            <w:pPr>
-              <w:spacing w:before="40" w:after="40" w:line="288" w:lineRule="auto"/>
-            </w:pPr>
-            <w:r/>
-            <w:r>
-              <w:rPr>
-                <w:rFonts w:ascii="Microsoft YaHei" w:hAnsi="Microsoft YaHei"/>
-                <w:sz w:val="18"/>
-              </w:rPr>
-              <w:t>技术面</w:t>
-            </w:r>
-          </w:p>
-        </w:tc>
-        <w:tc>
-          <w:tcPr>
-            <w:tcW w:type="dxa" w:w="3022"/>
-          </w:tcPr>
-          <w:p>
-            <w:pPr>
-              <w:spacing w:before="40" w:after="40" w:line="288" w:lineRule="auto"/>
-            </w:pPr>
-            <w:r/>
-            <w:r>
-              <w:rPr>
-                <w:rFonts w:ascii="Microsoft YaHei" w:hAnsi="Microsoft YaHei"/>
-                <w:sz w:val="18"/>
-              </w:rPr>
-              <w:t>跌破MA5，MA10支撑待考验</w:t>
+              <w:t>全市场普涨，但板块低迷</w:t>
             </w:r>
           </w:p>
         </w:tc>
@@ -2943,7 +3603,7 @@
                 <w:rFonts w:ascii="Microsoft YaHei" w:hAnsi="Microsoft YaHei"/>
                 <w:sz w:val="18"/>
               </w:rPr>
-              <w:t>板块面</w:t>
+              <w:t>量价关系</w:t>
             </w:r>
           </w:p>
         </w:tc>
@@ -2962,7 +3622,7 @@
                 <w:rFonts w:ascii="Microsoft YaHei" w:hAnsi="Microsoft YaHei"/>
                 <w:sz w:val="18"/>
               </w:rPr>
-              <w:t>旅游板块整体承压，龙头分化</w:t>
+              <w:t>放量下跌，内盘&gt;外盘</w:t>
             </w:r>
           </w:p>
         </w:tc>
@@ -2981,7 +3641,7 @@
                 <w:rFonts w:ascii="Microsoft YaHei" w:hAnsi="Microsoft YaHei"/>
                 <w:sz w:val="18"/>
               </w:rPr>
-              <w:t>⚠️ 偏弱</w:t>
+              <w:t>🔴 偏空</w:t>
             </w:r>
           </w:p>
         </w:tc>
@@ -3001,7 +3661,7 @@
                 <w:rFonts w:ascii="Microsoft YaHei" w:hAnsi="Microsoft YaHei"/>
                 <w:sz w:val="18"/>
               </w:rPr>
-              <w:t>消息面</w:t>
+              <w:t>资金流向</w:t>
             </w:r>
           </w:p>
         </w:tc>
@@ -3019,7 +3679,7 @@
                 <w:rFonts w:ascii="Microsoft YaHei" w:hAnsi="Microsoft YaHei"/>
                 <w:sz w:val="18"/>
               </w:rPr>
-              <w:t>无直接催化</w:t>
+              <w:t>连续净流出，大单减仓明显</w:t>
             </w:r>
           </w:p>
         </w:tc>
@@ -3037,7 +3697,122 @@
                 <w:rFonts w:ascii="Microsoft YaHei" w:hAnsi="Microsoft YaHei"/>
                 <w:sz w:val="18"/>
               </w:rPr>
-              <w:t>😐 中性</w:t>
+              <w:t>🔴 偏空</w:t>
+            </w:r>
+          </w:p>
+        </w:tc>
+      </w:tr>
+      <w:tr>
+        <w:tc>
+          <w:tcPr>
+            <w:tcW w:type="dxa" w:w="3022"/>
+            <w:shd w:fill="F8F9FA" w:val="clear"/>
+          </w:tcPr>
+          <w:p>
+            <w:pPr>
+              <w:spacing w:before="40" w:after="40" w:line="288" w:lineRule="auto"/>
+            </w:pPr>
+            <w:r/>
+            <w:r>
+              <w:rPr>
+                <w:rFonts w:ascii="Microsoft YaHei" w:hAnsi="Microsoft YaHei"/>
+                <w:sz w:val="18"/>
+              </w:rPr>
+              <w:t>技术形态</w:t>
+            </w:r>
+          </w:p>
+        </w:tc>
+        <w:tc>
+          <w:tcPr>
+            <w:tcW w:type="dxa" w:w="3022"/>
+            <w:shd w:fill="F8F9FA" w:val="clear"/>
+          </w:tcPr>
+          <w:p>
+            <w:pPr>
+              <w:spacing w:before="40" w:after="40" w:line="288" w:lineRule="auto"/>
+            </w:pPr>
+            <w:r/>
+            <w:r>
+              <w:rPr>
+                <w:rFonts w:ascii="Microsoft YaHei" w:hAnsi="Microsoft YaHei"/>
+                <w:sz w:val="18"/>
+              </w:rPr>
+              <w:t>失守MA5，考验MA20支撑</w:t>
+            </w:r>
+          </w:p>
+        </w:tc>
+        <w:tc>
+          <w:tcPr>
+            <w:tcW w:type="dxa" w:w="3022"/>
+            <w:shd w:fill="F8F9FA" w:val="clear"/>
+          </w:tcPr>
+          <w:p>
+            <w:pPr>
+              <w:spacing w:before="40" w:after="40" w:line="288" w:lineRule="auto"/>
+            </w:pPr>
+            <w:r/>
+            <w:r>
+              <w:rPr>
+                <w:rFonts w:ascii="Microsoft YaHei" w:hAnsi="Microsoft YaHei"/>
+                <w:sz w:val="18"/>
+              </w:rPr>
+              <w:t>⚠️ 中性偏弱</w:t>
+            </w:r>
+          </w:p>
+        </w:tc>
+      </w:tr>
+      <w:tr>
+        <w:tc>
+          <w:tcPr>
+            <w:tcW w:type="dxa" w:w="3022"/>
+          </w:tcPr>
+          <w:p>
+            <w:pPr>
+              <w:spacing w:before="40" w:after="40" w:line="288" w:lineRule="auto"/>
+            </w:pPr>
+            <w:r/>
+            <w:r>
+              <w:rPr>
+                <w:rFonts w:ascii="Microsoft YaHei" w:hAnsi="Microsoft YaHei"/>
+                <w:sz w:val="18"/>
+              </w:rPr>
+              <w:t>板块联动</w:t>
+            </w:r>
+          </w:p>
+        </w:tc>
+        <w:tc>
+          <w:tcPr>
+            <w:tcW w:type="dxa" w:w="3022"/>
+          </w:tcPr>
+          <w:p>
+            <w:pPr>
+              <w:spacing w:before="40" w:after="40" w:line="288" w:lineRule="auto"/>
+            </w:pPr>
+            <w:r/>
+            <w:r>
+              <w:rPr>
+                <w:rFonts w:ascii="Microsoft YaHei" w:hAnsi="Microsoft YaHei"/>
+                <w:sz w:val="18"/>
+              </w:rPr>
+              <w:t>旅游板块逆势走弱，无催化</w:t>
+            </w:r>
+          </w:p>
+        </w:tc>
+        <w:tc>
+          <w:tcPr>
+            <w:tcW w:type="dxa" w:w="3022"/>
+          </w:tcPr>
+          <w:p>
+            <w:pPr>
+              <w:spacing w:before="40" w:after="40" w:line="288" w:lineRule="auto"/>
+            </w:pPr>
+            <w:r/>
+            <w:r>
+              <w:rPr>
+                <w:rFonts w:ascii="Microsoft YaHei" w:hAnsi="Microsoft YaHei"/>
+                <w:sz w:val="18"/>
+              </w:rPr>
+              <w:t>🔴 偏空</w:t>
             </w:r>
           </w:p>
         </w:tc>
@@ -3051,13 +3826,15 @@
           <w:b/>
           <w:color w:val="1A1A1A"/>
         </w:rPr>
-        <w:t>主力观点：</w:t>
+        <w:t>午间小结：</w:t>
       </w:r>
+    </w:p>
+    <w:p>
       <w:r>
         <w:rPr>
           <w:rFonts w:ascii="Microsoft YaHei" w:hAnsi="Microsoft YaHei"/>
         </w:rPr>
-        <w:t xml:space="preserve"> 桂林旅游今日午间收盘呈现 </w:t>
+        <w:t xml:space="preserve">桂林旅游今日逆势调整，在普涨行情中录得 </w:t>
       </w:r>
       <w:r>
         <w:rPr>
@@ -3065,13 +3842,13 @@
           <w:b/>
           <w:color w:val="1A1A1A"/>
         </w:rPr>
-        <w:t>量缩价跌、资金外流</w:t>
+        <w:t>-0.90%</w:t>
       </w:r>
       <w:r>
         <w:rPr>
           <w:rFonts w:ascii="Microsoft YaHei" w:hAnsi="Microsoft YaHei"/>
         </w:rPr>
-        <w:t xml:space="preserve"> 的弱势格局。动态市盈率仍为负值，基本面修复尚需时间。技术上，</w:t>
+        <w:t xml:space="preserve"> 跌幅。资金面持续净流出，大单资金主动离场；技术上股价跌破 MA5，仅靠 MA10/MA20 提供支撑；所属旅游板块整体疲软，个股缺乏独立催化。午后需重点关注 </w:t>
       </w:r>
       <w:r>
         <w:rPr>
@@ -3079,13 +3856,13 @@
           <w:b/>
           <w:color w:val="1A1A1A"/>
         </w:rPr>
-        <w:t>5.48元（MA10）</w:t>
+        <w:t>5.42 元（MA20/布林中轨）</w:t>
       </w:r>
       <w:r>
         <w:rPr>
           <w:rFonts w:ascii="Microsoft YaHei" w:hAnsi="Microsoft YaHei"/>
         </w:rPr>
-        <w:t xml:space="preserve"> 为午后多空争夺的关键点位，若失守则下一支撑位看 </w:t>
+        <w:t xml:space="preserve"> 的支撑有效性：若守稳该位置，短期可能维持震荡；若放量跌破，则存在向 </w:t>
       </w:r>
       <w:r>
         <w:rPr>
@@ -3093,55 +3870,13 @@
           <w:b/>
           <w:color w:val="1A1A1A"/>
         </w:rPr>
-        <w:t>5.42元（MA20/布林中轨）</w:t>
+        <w:t>5.18 元（布林下轨）</w:t>
       </w:r>
       <w:r>
         <w:rPr>
           <w:rFonts w:ascii="Microsoft YaHei" w:hAnsi="Microsoft YaHei"/>
         </w:rPr>
-        <w:t xml:space="preserve">。上方 </w:t>
-      </w:r>
-      <w:r>
-        <w:rPr>
-          <w:rFonts w:ascii="Microsoft YaHei" w:hAnsi="Microsoft YaHei"/>
-          <w:b/>
-          <w:color w:val="1A1A1A"/>
-        </w:rPr>
-        <w:t>5.51元（MA5）</w:t>
-      </w:r>
-      <w:r>
-        <w:rPr>
-          <w:rFonts w:ascii="Microsoft YaHei" w:hAnsi="Microsoft YaHei"/>
-        </w:rPr>
-        <w:t xml:space="preserve"> 及 </w:t>
-      </w:r>
-      <w:r>
-        <w:rPr>
-          <w:rFonts w:ascii="Microsoft YaHei" w:hAnsi="Microsoft YaHei"/>
-          <w:b/>
-          <w:color w:val="1A1A1A"/>
-        </w:rPr>
-        <w:t>5.64元（日内高点）</w:t>
-      </w:r>
-      <w:r>
-        <w:rPr>
-          <w:rFonts w:ascii="Microsoft YaHei" w:hAnsi="Microsoft YaHei"/>
-        </w:rPr>
-        <w:t xml:space="preserve"> 构成短期阻力。建议午后重点关注 </w:t>
-      </w:r>
-      <w:r>
-        <w:rPr>
-          <w:rFonts w:ascii="Microsoft YaHei" w:hAnsi="Microsoft YaHei"/>
-          <w:b/>
-          <w:color w:val="1A1A1A"/>
-        </w:rPr>
-        <w:t>MA10</w:t>
-      </w:r>
-      <w:r>
-        <w:rPr>
-          <w:rFonts w:ascii="Microsoft YaHei" w:hAnsi="Microsoft YaHei"/>
-        </w:rPr>
-        <w:t xml:space="preserve"> 的支撑有效性及板块是否出现企稳信号。</w:t>
+        <w:t xml:space="preserve"> 下探的风险。</w:t>
       </w:r>
     </w:p>
     <w:p>
@@ -3149,7 +3884,7 @@
         <w:rPr>
           <w:rFonts w:ascii="Microsoft YaHei" w:hAnsi="Microsoft YaHei"/>
         </w:rPr>
-        <w:t xml:space="preserve">&gt; </w:t>
+        <w:t xml:space="preserve">&gt; ⚠️ </w:t>
       </w:r>
       <w:r>
         <w:rPr>
@@ -3163,7 +3898,7 @@
         <w:rPr>
           <w:rFonts w:ascii="Microsoft YaHei" w:hAnsi="Microsoft YaHei"/>
         </w:rPr>
-        <w:t xml:space="preserve"> 以上分析基于公开数据和市场信息，不构成投资建议。股市有风险，投资需谨慎。</w:t>
+        <w:t xml:space="preserve"> 以上分析基于公开数据，不构成投资建议。股市有风险，投资需谨慎。</w:t>
       </w:r>
     </w:p>
     <w:sectPr>
